--- a/report_template/template_main/ptBRCA_rummage_simple_v2.1.2.docx
+++ b/report_template/template_main/ptBRCA_rummage_simple_v2.1.2.docx
@@ -269,21 +269,8 @@
                 <w:sz w:val="28"/>
                 <w:szCs w:val="28"/>
               </w:rPr>
-              <w:t>检测总</w:t>
-            </w:r>
-            <w:proofErr w:type="gramStart"/>
-            <w:r>
-              <w:rPr>
-                <w:rFonts w:ascii="思源黑体 CN Bold" w:eastAsia="思源黑体 CN Bold" w:hAnsi="思源黑体 CN Bold" w:hint="eastAsia"/>
-                <w:b/>
-                <w:bCs/>
-                <w:color w:val="1E7648"/>
-                <w:sz w:val="28"/>
-                <w:szCs w:val="28"/>
-              </w:rPr>
-              <w:t>览</w:t>
-            </w:r>
-            <w:proofErr w:type="gramEnd"/>
+              <w:t>检测总览</w:t>
+            </w:r>
           </w:p>
         </w:tc>
       </w:tr>
@@ -625,25 +612,7 @@
                 <w:sz w:val="16"/>
                 <w:szCs w:val="16"/>
               </w:rPr>
-              <w:t>{{</w:t>
-            </w:r>
-            <w:proofErr w:type="spellStart"/>
-            <w:r>
-              <w:rPr>
-                <w:rFonts w:ascii="思源黑体 CN Normal" w:eastAsia="思源黑体 CN Normal" w:hAnsi="思源黑体 CN Normal"/>
-                <w:sz w:val="16"/>
-                <w:szCs w:val="16"/>
-              </w:rPr>
-              <w:t>sample.ngs_platform|e</w:t>
-            </w:r>
-            <w:proofErr w:type="spellEnd"/>
-            <w:r>
-              <w:rPr>
-                <w:rFonts w:ascii="思源黑体 CN Normal" w:eastAsia="思源黑体 CN Normal" w:hAnsi="思源黑体 CN Normal"/>
-                <w:sz w:val="16"/>
-                <w:szCs w:val="16"/>
-              </w:rPr>
-              <w:t>}}</w:t>
+              <w:t>{{sample.ngs_platform|e}}</w:t>
             </w:r>
           </w:p>
         </w:tc>
@@ -745,25 +714,7 @@
                 <w:sz w:val="16"/>
                 <w:szCs w:val="16"/>
               </w:rPr>
-              <w:t>基因全编码区及外显子-内含子连接区、部分UTR区（非翻译区）和内含子</w:t>
-            </w:r>
-            <w:proofErr w:type="gramStart"/>
-            <w:r>
-              <w:rPr>
-                <w:rFonts w:ascii="思源黑体 CN Normal" w:eastAsia="思源黑体 CN Normal" w:hAnsi="思源黑体 CN Normal"/>
-                <w:sz w:val="16"/>
-                <w:szCs w:val="16"/>
-              </w:rPr>
-              <w:t>区热点</w:t>
-            </w:r>
-            <w:proofErr w:type="gramEnd"/>
-            <w:r>
-              <w:rPr>
-                <w:rFonts w:ascii="思源黑体 CN Normal" w:eastAsia="思源黑体 CN Normal" w:hAnsi="思源黑体 CN Normal"/>
-                <w:sz w:val="16"/>
-                <w:szCs w:val="16"/>
-              </w:rPr>
-              <w:t>变异；</w:t>
+              <w:t>基因全编码区及外显子-内含子连接区、部分UTR区（非翻译区）和内含子区热点变异；</w:t>
             </w:r>
           </w:p>
           <w:p>
@@ -906,7 +857,6 @@
                 <w:szCs w:val="18"/>
               </w:rPr>
             </w:pPr>
-            <w:proofErr w:type="gramStart"/>
             <w:r>
               <w:rPr>
                 <w:rFonts w:ascii="思源黑体 CN Bold" w:eastAsia="思源黑体 CN Bold" w:hAnsi="思源黑体 CN Bold" w:hint="eastAsia"/>
@@ -918,7 +868,6 @@
               </w:rPr>
               <w:t>适检人群</w:t>
             </w:r>
-            <w:proofErr w:type="gramEnd"/>
           </w:p>
         </w:tc>
         <w:tc>
@@ -1034,23 +983,13 @@
                 <w:szCs w:val="16"/>
               </w:rPr>
             </w:pPr>
-            <w:proofErr w:type="gramStart"/>
             <w:r>
               <w:rPr>
                 <w:rFonts w:ascii="思源黑体 CN Normal" w:eastAsia="思源黑体 CN Normal" w:hAnsi="思源黑体 CN Normal"/>
                 <w:sz w:val="16"/>
                 <w:szCs w:val="16"/>
               </w:rPr>
-              <w:t>德系犹太</w:t>
-            </w:r>
-            <w:proofErr w:type="gramEnd"/>
-            <w:r>
-              <w:rPr>
-                <w:rFonts w:ascii="思源黑体 CN Normal" w:eastAsia="思源黑体 CN Normal" w:hAnsi="思源黑体 CN Normal"/>
-                <w:sz w:val="16"/>
-                <w:szCs w:val="16"/>
-              </w:rPr>
-              <w:t>裔</w:t>
+              <w:t>德系犹太裔</w:t>
             </w:r>
           </w:p>
           <w:p>
@@ -1879,51 +1818,7 @@
           <w:szCs w:val="16"/>
           <w:highlight w:val="cyan"/>
         </w:rPr>
-        <w:t xml:space="preserve">{% if </w:t>
-      </w:r>
-      <w:proofErr w:type="spellStart"/>
-      <w:r>
-        <w:rPr>
-          <w:rFonts w:ascii="思源黑体 CN Normal" w:eastAsia="思源黑体 CN Normal" w:hAnsi="思源黑体 CN Normal"/>
-          <w:color w:val="000000" w:themeColor="text1"/>
-          <w:sz w:val="16"/>
-          <w:szCs w:val="16"/>
-          <w:highlight w:val="cyan"/>
-        </w:rPr>
-        <w:t>judge_brca_cnv</w:t>
-      </w:r>
-      <w:proofErr w:type="spellEnd"/>
-      <w:r>
-        <w:rPr>
-          <w:rFonts w:ascii="思源黑体 CN Normal" w:eastAsia="思源黑体 CN Normal" w:hAnsi="思源黑体 CN Normal"/>
-          <w:color w:val="000000" w:themeColor="text1"/>
-          <w:sz w:val="16"/>
-          <w:szCs w:val="16"/>
-          <w:highlight w:val="cyan"/>
-        </w:rPr>
-        <w:t xml:space="preserve"> == “</w:t>
-      </w:r>
-      <w:proofErr w:type="spellStart"/>
-      <w:r>
-        <w:rPr>
-          <w:rFonts w:ascii="思源黑体 CN Normal" w:eastAsia="思源黑体 CN Normal" w:hAnsi="思源黑体 CN Normal"/>
-          <w:color w:val="000000" w:themeColor="text1"/>
-          <w:sz w:val="16"/>
-          <w:szCs w:val="16"/>
-          <w:highlight w:val="cyan"/>
-        </w:rPr>
-        <w:t>mlpa</w:t>
-      </w:r>
-      <w:proofErr w:type="spellEnd"/>
-      <w:r>
-        <w:rPr>
-          <w:rFonts w:ascii="思源黑体 CN Normal" w:eastAsia="思源黑体 CN Normal" w:hAnsi="思源黑体 CN Normal"/>
-          <w:color w:val="000000" w:themeColor="text1"/>
-          <w:sz w:val="16"/>
-          <w:szCs w:val="16"/>
-          <w:highlight w:val="cyan"/>
-        </w:rPr>
-        <w:t>”%}</w:t>
+        <w:t>{% if judge_brca_cnv == “mlpa”%}</w:t>
       </w:r>
       <w:r>
         <w:rPr>
@@ -2218,51 +2113,7 @@
           <w:szCs w:val="13"/>
           <w:highlight w:val="magenta"/>
         </w:rPr>
-        <w:t xml:space="preserve">{{r </w:t>
-      </w:r>
-      <w:proofErr w:type="spellStart"/>
-      <w:r>
-        <w:rPr>
-          <w:rFonts w:ascii="思源黑体 CN Light" w:eastAsia="思源黑体 CN Light" w:hAnsi="思源黑体 CN Light" w:hint="eastAsia"/>
-          <w:color w:val="595959" w:themeColor="text1" w:themeTint="A6"/>
-          <w:sz w:val="13"/>
-          <w:szCs w:val="13"/>
-          <w:highlight w:val="magenta"/>
-        </w:rPr>
-        <w:t>page_</w:t>
-      </w:r>
-      <w:proofErr w:type="gramStart"/>
-      <w:r>
-        <w:rPr>
-          <w:rFonts w:ascii="思源黑体 CN Light" w:eastAsia="思源黑体 CN Light" w:hAnsi="思源黑体 CN Light" w:hint="eastAsia"/>
-          <w:color w:val="595959" w:themeColor="text1" w:themeTint="A6"/>
-          <w:sz w:val="13"/>
-          <w:szCs w:val="13"/>
-          <w:highlight w:val="magenta"/>
-        </w:rPr>
-        <w:t>break</w:t>
-      </w:r>
-      <w:proofErr w:type="spellEnd"/>
-      <w:r>
-        <w:rPr>
-          <w:rFonts w:ascii="思源黑体 CN Light" w:eastAsia="思源黑体 CN Light" w:hAnsi="思源黑体 CN Light" w:hint="eastAsia"/>
-          <w:color w:val="595959" w:themeColor="text1" w:themeTint="A6"/>
-          <w:sz w:val="13"/>
-          <w:szCs w:val="13"/>
-          <w:highlight w:val="magenta"/>
-        </w:rPr>
-        <w:t xml:space="preserve"> }</w:t>
-      </w:r>
-      <w:proofErr w:type="gramEnd"/>
-      <w:r>
-        <w:rPr>
-          <w:rFonts w:ascii="思源黑体 CN Light" w:eastAsia="思源黑体 CN Light" w:hAnsi="思源黑体 CN Light" w:hint="eastAsia"/>
-          <w:color w:val="595959" w:themeColor="text1" w:themeTint="A6"/>
-          <w:sz w:val="13"/>
-          <w:szCs w:val="13"/>
-          <w:highlight w:val="magenta"/>
-        </w:rPr>
-        <w:t>}</w:t>
+        <w:t>{{r page_break }}</w:t>
       </w:r>
     </w:p>
     <w:tbl>
@@ -2954,51 +2805,7 @@
           <w:szCs w:val="13"/>
           <w:highlight w:val="magenta"/>
         </w:rPr>
-        <w:t xml:space="preserve">{{r </w:t>
-      </w:r>
-      <w:proofErr w:type="spellStart"/>
-      <w:r>
-        <w:rPr>
-          <w:rFonts w:ascii="思源黑体 CN Light" w:eastAsia="思源黑体 CN Light" w:hAnsi="思源黑体 CN Light" w:hint="eastAsia"/>
-          <w:color w:val="595959" w:themeColor="text1" w:themeTint="A6"/>
-          <w:sz w:val="13"/>
-          <w:szCs w:val="13"/>
-          <w:highlight w:val="magenta"/>
-        </w:rPr>
-        <w:t>page_</w:t>
-      </w:r>
-      <w:proofErr w:type="gramStart"/>
-      <w:r>
-        <w:rPr>
-          <w:rFonts w:ascii="思源黑体 CN Light" w:eastAsia="思源黑体 CN Light" w:hAnsi="思源黑体 CN Light" w:hint="eastAsia"/>
-          <w:color w:val="595959" w:themeColor="text1" w:themeTint="A6"/>
-          <w:sz w:val="13"/>
-          <w:szCs w:val="13"/>
-          <w:highlight w:val="magenta"/>
-        </w:rPr>
-        <w:t>break</w:t>
-      </w:r>
-      <w:proofErr w:type="spellEnd"/>
-      <w:r>
-        <w:rPr>
-          <w:rFonts w:ascii="思源黑体 CN Light" w:eastAsia="思源黑体 CN Light" w:hAnsi="思源黑体 CN Light" w:hint="eastAsia"/>
-          <w:color w:val="595959" w:themeColor="text1" w:themeTint="A6"/>
-          <w:sz w:val="13"/>
-          <w:szCs w:val="13"/>
-          <w:highlight w:val="magenta"/>
-        </w:rPr>
-        <w:t xml:space="preserve"> }</w:t>
-      </w:r>
-      <w:proofErr w:type="gramEnd"/>
-      <w:r>
-        <w:rPr>
-          <w:rFonts w:ascii="思源黑体 CN Light" w:eastAsia="思源黑体 CN Light" w:hAnsi="思源黑体 CN Light" w:hint="eastAsia"/>
-          <w:color w:val="595959" w:themeColor="text1" w:themeTint="A6"/>
-          <w:sz w:val="13"/>
-          <w:szCs w:val="13"/>
-          <w:highlight w:val="magenta"/>
-        </w:rPr>
-        <w:t>}</w:t>
+        <w:t>{{r page_break }}</w:t>
       </w:r>
     </w:p>
     <w:tbl>
@@ -3371,51 +3178,7 @@
           <w:szCs w:val="13"/>
           <w:highlight w:val="magenta"/>
         </w:rPr>
-        <w:t xml:space="preserve">{{r </w:t>
-      </w:r>
-      <w:proofErr w:type="spellStart"/>
-      <w:r>
-        <w:rPr>
-          <w:rFonts w:ascii="思源黑体 CN Light" w:eastAsia="思源黑体 CN Light" w:hAnsi="思源黑体 CN Light" w:hint="eastAsia"/>
-          <w:color w:val="595959" w:themeColor="text1" w:themeTint="A6"/>
-          <w:sz w:val="13"/>
-          <w:szCs w:val="13"/>
-          <w:highlight w:val="magenta"/>
-        </w:rPr>
-        <w:t>page_</w:t>
-      </w:r>
-      <w:proofErr w:type="gramStart"/>
-      <w:r>
-        <w:rPr>
-          <w:rFonts w:ascii="思源黑体 CN Light" w:eastAsia="思源黑体 CN Light" w:hAnsi="思源黑体 CN Light" w:hint="eastAsia"/>
-          <w:color w:val="595959" w:themeColor="text1" w:themeTint="A6"/>
-          <w:sz w:val="13"/>
-          <w:szCs w:val="13"/>
-          <w:highlight w:val="magenta"/>
-        </w:rPr>
-        <w:t>break</w:t>
-      </w:r>
-      <w:proofErr w:type="spellEnd"/>
-      <w:r>
-        <w:rPr>
-          <w:rFonts w:ascii="思源黑体 CN Light" w:eastAsia="思源黑体 CN Light" w:hAnsi="思源黑体 CN Light" w:hint="eastAsia"/>
-          <w:color w:val="595959" w:themeColor="text1" w:themeTint="A6"/>
-          <w:sz w:val="13"/>
-          <w:szCs w:val="13"/>
-          <w:highlight w:val="magenta"/>
-        </w:rPr>
-        <w:t xml:space="preserve"> }</w:t>
-      </w:r>
-      <w:proofErr w:type="gramEnd"/>
-      <w:r>
-        <w:rPr>
-          <w:rFonts w:ascii="思源黑体 CN Light" w:eastAsia="思源黑体 CN Light" w:hAnsi="思源黑体 CN Light" w:hint="eastAsia"/>
-          <w:color w:val="595959" w:themeColor="text1" w:themeTint="A6"/>
-          <w:sz w:val="13"/>
-          <w:szCs w:val="13"/>
-          <w:highlight w:val="magenta"/>
-        </w:rPr>
-        <w:t>}</w:t>
+        <w:t>{{r page_break }}</w:t>
       </w:r>
     </w:p>
     <w:tbl>
@@ -3788,51 +3551,7 @@
           <w:szCs w:val="13"/>
           <w:highlight w:val="magenta"/>
         </w:rPr>
-        <w:t xml:space="preserve">{{r </w:t>
-      </w:r>
-      <w:proofErr w:type="spellStart"/>
-      <w:r>
-        <w:rPr>
-          <w:rFonts w:ascii="思源黑体 CN Light" w:eastAsia="思源黑体 CN Light" w:hAnsi="思源黑体 CN Light" w:hint="eastAsia"/>
-          <w:color w:val="595959" w:themeColor="text1" w:themeTint="A6"/>
-          <w:sz w:val="13"/>
-          <w:szCs w:val="13"/>
-          <w:highlight w:val="magenta"/>
-        </w:rPr>
-        <w:t>page_</w:t>
-      </w:r>
-      <w:proofErr w:type="gramStart"/>
-      <w:r>
-        <w:rPr>
-          <w:rFonts w:ascii="思源黑体 CN Light" w:eastAsia="思源黑体 CN Light" w:hAnsi="思源黑体 CN Light" w:hint="eastAsia"/>
-          <w:color w:val="595959" w:themeColor="text1" w:themeTint="A6"/>
-          <w:sz w:val="13"/>
-          <w:szCs w:val="13"/>
-          <w:highlight w:val="magenta"/>
-        </w:rPr>
-        <w:t>break</w:t>
-      </w:r>
-      <w:proofErr w:type="spellEnd"/>
-      <w:r>
-        <w:rPr>
-          <w:rFonts w:ascii="思源黑体 CN Light" w:eastAsia="思源黑体 CN Light" w:hAnsi="思源黑体 CN Light" w:hint="eastAsia"/>
-          <w:color w:val="595959" w:themeColor="text1" w:themeTint="A6"/>
-          <w:sz w:val="13"/>
-          <w:szCs w:val="13"/>
-          <w:highlight w:val="magenta"/>
-        </w:rPr>
-        <w:t xml:space="preserve"> }</w:t>
-      </w:r>
-      <w:proofErr w:type="gramEnd"/>
-      <w:r>
-        <w:rPr>
-          <w:rFonts w:ascii="思源黑体 CN Light" w:eastAsia="思源黑体 CN Light" w:hAnsi="思源黑体 CN Light" w:hint="eastAsia"/>
-          <w:color w:val="595959" w:themeColor="text1" w:themeTint="A6"/>
-          <w:sz w:val="13"/>
-          <w:szCs w:val="13"/>
-          <w:highlight w:val="magenta"/>
-        </w:rPr>
-        <w:t>}</w:t>
+        <w:t>{{r page_break }}</w:t>
       </w:r>
     </w:p>
     <w:p>
@@ -3852,63 +3571,7 @@
           <w:szCs w:val="13"/>
           <w:highlight w:val="cyan"/>
         </w:rPr>
-        <w:t xml:space="preserve">{%p if </w:t>
-      </w:r>
-      <w:proofErr w:type="spellStart"/>
-      <w:r>
-        <w:rPr>
-          <w:rFonts w:ascii="思源黑体 CN Light" w:eastAsia="思源黑体 CN Light" w:hAnsi="思源黑体 CN Light"/>
-          <w:color w:val="595959" w:themeColor="text1" w:themeTint="A6"/>
-          <w:sz w:val="13"/>
-          <w:szCs w:val="13"/>
-          <w:highlight w:val="cyan"/>
-        </w:rPr>
-        <w:t>judge_brca_cnv</w:t>
-      </w:r>
-      <w:proofErr w:type="spellEnd"/>
-      <w:r>
-        <w:rPr>
-          <w:rFonts w:ascii="思源黑体 CN Light" w:eastAsia="思源黑体 CN Light" w:hAnsi="思源黑体 CN Light"/>
-          <w:color w:val="595959" w:themeColor="text1" w:themeTint="A6"/>
-          <w:sz w:val="13"/>
-          <w:szCs w:val="13"/>
-          <w:highlight w:val="cyan"/>
-        </w:rPr>
-        <w:t xml:space="preserve"> == “</w:t>
-      </w:r>
-      <w:proofErr w:type="spellStart"/>
-      <w:proofErr w:type="gramStart"/>
-      <w:r>
-        <w:rPr>
-          <w:rFonts w:ascii="思源黑体 CN Light" w:eastAsia="思源黑体 CN Light" w:hAnsi="思源黑体 CN Light"/>
-          <w:color w:val="595959" w:themeColor="text1" w:themeTint="A6"/>
-          <w:sz w:val="13"/>
-          <w:szCs w:val="13"/>
-          <w:highlight w:val="cyan"/>
-        </w:rPr>
-        <w:t>mlpa</w:t>
-      </w:r>
-      <w:proofErr w:type="spellEnd"/>
-      <w:r>
-        <w:rPr>
-          <w:rFonts w:ascii="思源黑体 CN Light" w:eastAsia="思源黑体 CN Light" w:hAnsi="思源黑体 CN Light"/>
-          <w:color w:val="595959" w:themeColor="text1" w:themeTint="A6"/>
-          <w:sz w:val="13"/>
-          <w:szCs w:val="13"/>
-          <w:highlight w:val="cyan"/>
-        </w:rPr>
-        <w:t>”%</w:t>
-      </w:r>
-      <w:proofErr w:type="gramEnd"/>
-      <w:r>
-        <w:rPr>
-          <w:rFonts w:ascii="思源黑体 CN Light" w:eastAsia="思源黑体 CN Light" w:hAnsi="思源黑体 CN Light"/>
-          <w:color w:val="595959" w:themeColor="text1" w:themeTint="A6"/>
-          <w:sz w:val="13"/>
-          <w:szCs w:val="13"/>
-          <w:highlight w:val="cyan"/>
-        </w:rPr>
-        <w:t>}</w:t>
+        <w:t>{%p if judge_brca_cnv == “mlpa”%}</w:t>
       </w:r>
     </w:p>
     <w:p>
@@ -3936,25 +3599,7 @@
           <w:sz w:val="16"/>
           <w:szCs w:val="16"/>
         </w:rPr>
-        <w:t>var_brca.snv_</w:t>
-      </w:r>
-      <w:proofErr w:type="gramStart"/>
-      <w:r>
-        <w:rPr>
-          <w:rFonts w:ascii="思源黑体 CN Normal" w:eastAsia="思源黑体 CN Normal" w:hAnsi="思源黑体 CN Normal"/>
-          <w:sz w:val="16"/>
-          <w:szCs w:val="16"/>
-        </w:rPr>
-        <w:t>m.B</w:t>
-      </w:r>
-      <w:proofErr w:type="gramEnd"/>
-      <w:r>
-        <w:rPr>
-          <w:rFonts w:ascii="思源黑体 CN Normal" w:eastAsia="思源黑体 CN Normal" w:hAnsi="思源黑体 CN Normal"/>
-          <w:sz w:val="16"/>
-          <w:szCs w:val="16"/>
-        </w:rPr>
-        <w:t>1_G_L5+ var_brca.snv_m.B2_G_L5 + var_brca.mlpa_v2.B1_mlpa_L5 + var_brca.mlpa_v2.B2_mlpa_L5 + var_brca.snv_m.B1_G_L4+ var_brca.snv_m.B2_G_L4+ var_brca.mlpa_v2.B1_mlpa_L4 + var_brca.mlpa_v2.B2_mlpa_L4</w:t>
+        <w:t>var_brca.snv_m.B1_G_L5+ var_brca.snv_m.B2_G_L5 + var_brca.mlpa_v2.B1_mlpa_L5 + var_brca.mlpa_v2.B2_mlpa_L5 + var_brca.snv_m.B1_G_L4+ var_brca.snv_m.B2_G_L4+ var_brca.mlpa_v2.B1_mlpa_L4 + var_brca.mlpa_v2.B2_mlpa_L4</w:t>
       </w:r>
       <w:r>
         <w:rPr>
@@ -4077,7 +3722,7 @@
                     </wp:anchor>
                   </w:drawing>
                 </mc:Choice>
-                <mc:Fallback xmlns:oel="http://schemas.microsoft.com/office/2019/extlst" xmlns:wpsCustomData="http://www.wps.cn/officeDocument/2013/wpsCustomData">
+                <mc:Fallback xmlns:wpsCustomData="http://www.wps.cn/officeDocument/2013/wpsCustomData" xmlns:oel="http://schemas.microsoft.com/office/2019/extlst">
                   <w:pict>
                     <v:shape id="流程图: 接点 22" o:spid="_x0000_s1026" o:spt="120" type="#_x0000_t120" style="position:absolute;left:0pt;margin-left:191.85pt;margin-top:3.25pt;height:25.15pt;width:24.65pt;z-index:-251640832;v-text-anchor:middle;mso-width-relative:page;mso-height-relative:page;" fillcolor="#1E7648" filled="t" stroked="f" coordsize="21600,21600" o:gfxdata="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">
                       <v:fill on="t" focussize="0,0"/>
@@ -4208,7 +3853,7 @@
                     </wp:anchor>
                   </w:drawing>
                 </mc:Choice>
-                <mc:Fallback xmlns:oel="http://schemas.microsoft.com/office/2019/extlst" xmlns:wpsCustomData="http://www.wps.cn/officeDocument/2013/wpsCustomData">
+                <mc:Fallback xmlns:wpsCustomData="http://www.wps.cn/officeDocument/2013/wpsCustomData" xmlns:oel="http://schemas.microsoft.com/office/2019/extlst">
                   <w:pict>
                     <v:roundrect id="矩形: 圆角 23" o:spid="_x0000_s1026" o:spt="2" style="position:absolute;left:0pt;margin-left:-5.15pt;margin-top:3.2pt;height:25.3pt;width:96pt;mso-position-horizontal-relative:margin;z-index:-251641856;v-text-anchor:middle;mso-width-relative:page;mso-height-relative:page;" fillcolor="#F2F2F2 [3052]" filled="t" stroked="f" coordsize="21600,21600" arcsize="0.166666666666667" o:gfxdata="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">
                       <v:fill on="t" focussize="0,0"/>
@@ -4342,51 +3987,7 @@
           <w:szCs w:val="13"/>
           <w:highlight w:val="magenta"/>
         </w:rPr>
-        <w:t xml:space="preserve">{{r </w:t>
-      </w:r>
-      <w:proofErr w:type="spellStart"/>
-      <w:r>
-        <w:rPr>
-          <w:rFonts w:ascii="思源黑体 CN Light" w:eastAsia="思源黑体 CN Light" w:hAnsi="思源黑体 CN Light" w:hint="eastAsia"/>
-          <w:color w:val="595959" w:themeColor="text1" w:themeTint="A6"/>
-          <w:sz w:val="13"/>
-          <w:szCs w:val="13"/>
-          <w:highlight w:val="magenta"/>
-        </w:rPr>
-        <w:t>page_</w:t>
-      </w:r>
-      <w:proofErr w:type="gramStart"/>
-      <w:r>
-        <w:rPr>
-          <w:rFonts w:ascii="思源黑体 CN Light" w:eastAsia="思源黑体 CN Light" w:hAnsi="思源黑体 CN Light" w:hint="eastAsia"/>
-          <w:color w:val="595959" w:themeColor="text1" w:themeTint="A6"/>
-          <w:sz w:val="13"/>
-          <w:szCs w:val="13"/>
-          <w:highlight w:val="magenta"/>
-        </w:rPr>
-        <w:t>break</w:t>
-      </w:r>
-      <w:proofErr w:type="spellEnd"/>
-      <w:r>
-        <w:rPr>
-          <w:rFonts w:ascii="思源黑体 CN Light" w:eastAsia="思源黑体 CN Light" w:hAnsi="思源黑体 CN Light" w:hint="eastAsia"/>
-          <w:color w:val="595959" w:themeColor="text1" w:themeTint="A6"/>
-          <w:sz w:val="13"/>
-          <w:szCs w:val="13"/>
-          <w:highlight w:val="magenta"/>
-        </w:rPr>
-        <w:t xml:space="preserve"> }</w:t>
-      </w:r>
-      <w:proofErr w:type="gramEnd"/>
-      <w:r>
-        <w:rPr>
-          <w:rFonts w:ascii="思源黑体 CN Light" w:eastAsia="思源黑体 CN Light" w:hAnsi="思源黑体 CN Light" w:hint="eastAsia"/>
-          <w:color w:val="595959" w:themeColor="text1" w:themeTint="A6"/>
-          <w:sz w:val="13"/>
-          <w:szCs w:val="13"/>
-          <w:highlight w:val="magenta"/>
-        </w:rPr>
-        <w:t>}</w:t>
+        <w:t>{{r page_break }}</w:t>
       </w:r>
     </w:p>
     <w:p>
@@ -4438,25 +4039,7 @@
           <w:sz w:val="16"/>
           <w:szCs w:val="16"/>
         </w:rPr>
-        <w:t>var_brca.snv_</w:t>
-      </w:r>
-      <w:proofErr w:type="gramStart"/>
-      <w:r>
-        <w:rPr>
-          <w:rFonts w:ascii="思源黑体 CN Normal" w:eastAsia="思源黑体 CN Normal" w:hAnsi="思源黑体 CN Normal"/>
-          <w:sz w:val="16"/>
-          <w:szCs w:val="16"/>
-        </w:rPr>
-        <w:t>m.B</w:t>
-      </w:r>
-      <w:proofErr w:type="gramEnd"/>
-      <w:r>
-        <w:rPr>
-          <w:rFonts w:ascii="思源黑体 CN Normal" w:eastAsia="思源黑体 CN Normal" w:hAnsi="思源黑体 CN Normal"/>
-          <w:sz w:val="16"/>
-          <w:szCs w:val="16"/>
-        </w:rPr>
-        <w:t>1_G_L5+ var_brca.snv_m.B2_G_L5 + var_brca.gcnv_v2.B1_gcnv_L5 + var_brca.gcnv_v2.B2_gcnv_L5 + var_brca.snv_m.B1_G_L4+ var_brca.snv_m.B2_G_L4+ var_brca.gcnv_v2.B1_gcnv_L4 + var_brca.gcnv_v2.B2_gcnv_L4</w:t>
+        <w:t>var_brca.snv_m.B1_G_L5+ var_brca.snv_m.B2_G_L5 + var_brca.gcnv_v2.B1_gcnv_L5 + var_brca.gcnv_v2.B2_gcnv_L5 + var_brca.snv_m.B1_G_L4+ var_brca.snv_m.B2_G_L4+ var_brca.gcnv_v2.B1_gcnv_L4 + var_brca.gcnv_v2.B2_gcnv_L4</w:t>
       </w:r>
       <w:r>
         <w:rPr>
@@ -4842,51 +4425,7 @@
           <w:szCs w:val="13"/>
           <w:highlight w:val="magenta"/>
         </w:rPr>
-        <w:t xml:space="preserve">{{r </w:t>
-      </w:r>
-      <w:proofErr w:type="spellStart"/>
-      <w:r>
-        <w:rPr>
-          <w:rFonts w:ascii="思源黑体 CN Light" w:eastAsia="思源黑体 CN Light" w:hAnsi="思源黑体 CN Light" w:hint="eastAsia"/>
-          <w:color w:val="595959" w:themeColor="text1" w:themeTint="A6"/>
-          <w:sz w:val="13"/>
-          <w:szCs w:val="13"/>
-          <w:highlight w:val="magenta"/>
-        </w:rPr>
-        <w:t>page_</w:t>
-      </w:r>
-      <w:proofErr w:type="gramStart"/>
-      <w:r>
-        <w:rPr>
-          <w:rFonts w:ascii="思源黑体 CN Light" w:eastAsia="思源黑体 CN Light" w:hAnsi="思源黑体 CN Light" w:hint="eastAsia"/>
-          <w:color w:val="595959" w:themeColor="text1" w:themeTint="A6"/>
-          <w:sz w:val="13"/>
-          <w:szCs w:val="13"/>
-          <w:highlight w:val="magenta"/>
-        </w:rPr>
-        <w:t>break</w:t>
-      </w:r>
-      <w:proofErr w:type="spellEnd"/>
-      <w:r>
-        <w:rPr>
-          <w:rFonts w:ascii="思源黑体 CN Light" w:eastAsia="思源黑体 CN Light" w:hAnsi="思源黑体 CN Light" w:hint="eastAsia"/>
-          <w:color w:val="595959" w:themeColor="text1" w:themeTint="A6"/>
-          <w:sz w:val="13"/>
-          <w:szCs w:val="13"/>
-          <w:highlight w:val="magenta"/>
-        </w:rPr>
-        <w:t xml:space="preserve"> }</w:t>
-      </w:r>
-      <w:proofErr w:type="gramEnd"/>
-      <w:r>
-        <w:rPr>
-          <w:rFonts w:ascii="思源黑体 CN Light" w:eastAsia="思源黑体 CN Light" w:hAnsi="思源黑体 CN Light" w:hint="eastAsia"/>
-          <w:color w:val="595959" w:themeColor="text1" w:themeTint="A6"/>
-          <w:sz w:val="13"/>
-          <w:szCs w:val="13"/>
-          <w:highlight w:val="magenta"/>
-        </w:rPr>
-        <w:t>}</w:t>
+        <w:t>{{r page_break }}</w:t>
       </w:r>
     </w:p>
     <w:p>
@@ -4919,63 +4458,7 @@
           <w:szCs w:val="13"/>
           <w:highlight w:val="cyan"/>
         </w:rPr>
-        <w:t xml:space="preserve">{%p if </w:t>
-      </w:r>
-      <w:proofErr w:type="spellStart"/>
-      <w:r>
-        <w:rPr>
-          <w:rFonts w:ascii="思源黑体 CN Light" w:eastAsia="思源黑体 CN Light" w:hAnsi="思源黑体 CN Light"/>
-          <w:color w:val="595959" w:themeColor="text1" w:themeTint="A6"/>
-          <w:sz w:val="13"/>
-          <w:szCs w:val="13"/>
-          <w:highlight w:val="cyan"/>
-        </w:rPr>
-        <w:t>judge_brca_cnv</w:t>
-      </w:r>
-      <w:proofErr w:type="spellEnd"/>
-      <w:r>
-        <w:rPr>
-          <w:rFonts w:ascii="思源黑体 CN Light" w:eastAsia="思源黑体 CN Light" w:hAnsi="思源黑体 CN Light"/>
-          <w:color w:val="595959" w:themeColor="text1" w:themeTint="A6"/>
-          <w:sz w:val="13"/>
-          <w:szCs w:val="13"/>
-          <w:highlight w:val="cyan"/>
-        </w:rPr>
-        <w:t xml:space="preserve"> == “</w:t>
-      </w:r>
-      <w:proofErr w:type="spellStart"/>
-      <w:proofErr w:type="gramStart"/>
-      <w:r>
-        <w:rPr>
-          <w:rFonts w:ascii="思源黑体 CN Light" w:eastAsia="思源黑体 CN Light" w:hAnsi="思源黑体 CN Light"/>
-          <w:color w:val="595959" w:themeColor="text1" w:themeTint="A6"/>
-          <w:sz w:val="13"/>
-          <w:szCs w:val="13"/>
-          <w:highlight w:val="cyan"/>
-        </w:rPr>
-        <w:t>mlpa</w:t>
-      </w:r>
-      <w:proofErr w:type="spellEnd"/>
-      <w:r>
-        <w:rPr>
-          <w:rFonts w:ascii="思源黑体 CN Light" w:eastAsia="思源黑体 CN Light" w:hAnsi="思源黑体 CN Light"/>
-          <w:color w:val="595959" w:themeColor="text1" w:themeTint="A6"/>
-          <w:sz w:val="13"/>
-          <w:szCs w:val="13"/>
-          <w:highlight w:val="cyan"/>
-        </w:rPr>
-        <w:t>”%</w:t>
-      </w:r>
-      <w:proofErr w:type="gramEnd"/>
-      <w:r>
-        <w:rPr>
-          <w:rFonts w:ascii="思源黑体 CN Light" w:eastAsia="思源黑体 CN Light" w:hAnsi="思源黑体 CN Light"/>
-          <w:color w:val="595959" w:themeColor="text1" w:themeTint="A6"/>
-          <w:sz w:val="13"/>
-          <w:szCs w:val="13"/>
-          <w:highlight w:val="cyan"/>
-        </w:rPr>
-        <w:t>}</w:t>
+        <w:t>{%p if judge_brca_cnv == “mlpa”%}</w:t>
       </w:r>
     </w:p>
     <w:p>
@@ -5002,25 +4485,7 @@
           <w:sz w:val="16"/>
           <w:szCs w:val="16"/>
         </w:rPr>
-        <w:t>var_brca.snv_</w:t>
-      </w:r>
-      <w:proofErr w:type="gramStart"/>
-      <w:r>
-        <w:rPr>
-          <w:rFonts w:ascii="思源黑体 CN Normal" w:eastAsia="思源黑体 CN Normal" w:hAnsi="思源黑体 CN Normal"/>
-          <w:sz w:val="16"/>
-          <w:szCs w:val="16"/>
-        </w:rPr>
-        <w:t>m.B</w:t>
-      </w:r>
-      <w:proofErr w:type="gramEnd"/>
-      <w:r>
-        <w:rPr>
-          <w:rFonts w:ascii="思源黑体 CN Normal" w:eastAsia="思源黑体 CN Normal" w:hAnsi="思源黑体 CN Normal"/>
-          <w:sz w:val="16"/>
-          <w:szCs w:val="16"/>
-        </w:rPr>
-        <w:t>1_G_L5+ var_brca.snv_m.B2_G_L5 + var_brca.mlpa_v2.B1_mlpa_L5 + var_brca.mlpa_v2.B2_mlpa_L5 + var_brca.snv_m.B1_G_L4+ var_brca.snv_m.B2_G_L4+ var_brca.mlpa_v2.B1_mlpa_L4 + var_brca.mlpa_v2.B2_mlpa_L4</w:t>
+        <w:t>var_brca.snv_m.B1_G_L5+ var_brca.snv_m.B2_G_L5 + var_brca.mlpa_v2.B1_mlpa_L5 + var_brca.mlpa_v2.B2_mlpa_L5 + var_brca.snv_m.B1_G_L4+ var_brca.snv_m.B2_G_L4+ var_brca.mlpa_v2.B1_mlpa_L4 + var_brca.mlpa_v2.B2_mlpa_L4</w:t>
       </w:r>
       <w:r>
         <w:rPr>
@@ -5660,25 +5125,7 @@
           <w:sz w:val="16"/>
           <w:szCs w:val="16"/>
         </w:rPr>
-        <w:t>var_brca.snv_</w:t>
-      </w:r>
-      <w:proofErr w:type="gramStart"/>
-      <w:r>
-        <w:rPr>
-          <w:rFonts w:ascii="思源黑体 CN Normal" w:eastAsia="思源黑体 CN Normal" w:hAnsi="思源黑体 CN Normal"/>
-          <w:sz w:val="16"/>
-          <w:szCs w:val="16"/>
-        </w:rPr>
-        <w:t>m.B</w:t>
-      </w:r>
-      <w:proofErr w:type="gramEnd"/>
-      <w:r>
-        <w:rPr>
-          <w:rFonts w:ascii="思源黑体 CN Normal" w:eastAsia="思源黑体 CN Normal" w:hAnsi="思源黑体 CN Normal"/>
-          <w:sz w:val="16"/>
-          <w:szCs w:val="16"/>
-        </w:rPr>
-        <w:t>1_G_L5+ var_brca.snv_m.B2_G_L5 + var_brca.gcnv_v2.B1_gcnv_L5 + var_brca.gcnv_v2.B2_gcnv_L5 + var_brca.snv_m.B1_G_L4+ var_brca.snv_m.B2_G_L4+ var_brca.gcnv_v2.B1_gcnv_L4 + var_brca.gcnv_v2.B2_gcnv_L4</w:t>
+        <w:t>var_brca.snv_m.B1_G_L5+ var_brca.snv_m.B2_G_L5 + var_brca.gcnv_v2.B1_gcnv_L5 + var_brca.gcnv_v2.B2_gcnv_L5 + var_brca.snv_m.B1_G_L4+ var_brca.snv_m.B2_G_L4+ var_brca.gcnv_v2.B1_gcnv_L4 + var_brca.gcnv_v2.B2_gcnv_L4</w:t>
       </w:r>
       <w:r>
         <w:rPr>
@@ -6680,10 +6127,8 @@
                 <w:szCs w:val="17"/>
                 <w:lang w:bidi="ar"/>
               </w:rPr>
-              <w:t xml:space="preserve">{%if </w:t>
-            </w:r>
-            <w:proofErr w:type="spellStart"/>
-            <w:proofErr w:type="gramStart"/>
+              <w:t>{%if sample.tumor_content%}{{sample.tumor_content}}{%else%}{%if lib_quality_cont</w:t>
+            </w:r>
             <w:r>
               <w:rPr>
                 <w:rFonts w:ascii="思源黑体 CN Normal" w:eastAsia="思源黑体 CN Normal" w:hAnsi="思源黑体 CN Normal" w:cs="思源黑体 CN Light"/>
@@ -6692,106 +6137,8 @@
                 <w:szCs w:val="17"/>
                 <w:lang w:bidi="ar"/>
               </w:rPr>
-              <w:t>sample.tumor</w:t>
-            </w:r>
-            <w:proofErr w:type="gramEnd"/>
-            <w:r>
-              <w:rPr>
-                <w:rFonts w:ascii="思源黑体 CN Normal" w:eastAsia="思源黑体 CN Normal" w:hAnsi="思源黑体 CN Normal" w:cs="思源黑体 CN Light"/>
-                <w:kern w:val="0"/>
-                <w:sz w:val="17"/>
-                <w:szCs w:val="17"/>
-                <w:lang w:bidi="ar"/>
-              </w:rPr>
-              <w:t>_content</w:t>
-            </w:r>
-            <w:proofErr w:type="spellEnd"/>
-            <w:r>
-              <w:rPr>
-                <w:rFonts w:ascii="思源黑体 CN Normal" w:eastAsia="思源黑体 CN Normal" w:hAnsi="思源黑体 CN Normal" w:cs="思源黑体 CN Light"/>
-                <w:kern w:val="0"/>
-                <w:sz w:val="17"/>
-                <w:szCs w:val="17"/>
-                <w:lang w:bidi="ar"/>
-              </w:rPr>
-              <w:t>%}{{</w:t>
-            </w:r>
-            <w:proofErr w:type="spellStart"/>
-            <w:r>
-              <w:rPr>
-                <w:rFonts w:ascii="思源黑体 CN Normal" w:eastAsia="思源黑体 CN Normal" w:hAnsi="思源黑体 CN Normal" w:cs="思源黑体 CN Light"/>
-                <w:kern w:val="0"/>
-                <w:sz w:val="17"/>
-                <w:szCs w:val="17"/>
-                <w:lang w:bidi="ar"/>
-              </w:rPr>
-              <w:t>sample.tumor_content</w:t>
-            </w:r>
-            <w:proofErr w:type="spellEnd"/>
-            <w:r>
-              <w:rPr>
-                <w:rFonts w:ascii="思源黑体 CN Normal" w:eastAsia="思源黑体 CN Normal" w:hAnsi="思源黑体 CN Normal" w:cs="思源黑体 CN Light"/>
-                <w:kern w:val="0"/>
-                <w:sz w:val="17"/>
-                <w:szCs w:val="17"/>
-                <w:lang w:bidi="ar"/>
-              </w:rPr>
-              <w:t xml:space="preserve">}}{%else%}{%if </w:t>
-            </w:r>
-            <w:proofErr w:type="spellStart"/>
-            <w:r>
-              <w:rPr>
-                <w:rFonts w:ascii="思源黑体 CN Normal" w:eastAsia="思源黑体 CN Normal" w:hAnsi="思源黑体 CN Normal" w:cs="思源黑体 CN Light"/>
-                <w:kern w:val="0"/>
-                <w:sz w:val="17"/>
-                <w:szCs w:val="17"/>
-                <w:lang w:bidi="ar"/>
-              </w:rPr>
-              <w:t>lib_quality_cont</w:t>
-            </w:r>
-            <w:r>
-              <w:rPr>
-                <w:rFonts w:ascii="思源黑体 CN Normal" w:eastAsia="思源黑体 CN Normal" w:hAnsi="思源黑体 CN Normal" w:cs="思源黑体 CN Light"/>
-                <w:kern w:val="0"/>
-                <w:sz w:val="17"/>
-                <w:szCs w:val="17"/>
-                <w:lang w:bidi="ar"/>
-              </w:rPr>
               <w:lastRenderedPageBreak/>
-              <w:t>rol</w:t>
-            </w:r>
-            <w:proofErr w:type="spellEnd"/>
-            <w:r>
-              <w:rPr>
-                <w:rFonts w:ascii="思源黑体 CN Normal" w:eastAsia="思源黑体 CN Normal" w:hAnsi="思源黑体 CN Normal" w:cs="思源黑体 CN Light"/>
-                <w:kern w:val="0"/>
-                <w:sz w:val="17"/>
-                <w:szCs w:val="17"/>
-                <w:lang w:bidi="ar"/>
-              </w:rPr>
-              <w:t xml:space="preserve"> and </w:t>
-            </w:r>
-            <w:proofErr w:type="spellStart"/>
-            <w:r>
-              <w:rPr>
-                <w:rFonts w:ascii="思源黑体 CN Normal" w:eastAsia="思源黑体 CN Normal" w:hAnsi="思源黑体 CN Normal" w:cs="思源黑体 CN Light"/>
-                <w:kern w:val="0"/>
-                <w:sz w:val="17"/>
-                <w:szCs w:val="17"/>
-                <w:lang w:bidi="ar"/>
-              </w:rPr>
-              <w:t>lib_quality_control.lib_dna_qc</w:t>
-            </w:r>
-            <w:proofErr w:type="spellEnd"/>
-            <w:r>
-              <w:rPr>
-                <w:rFonts w:ascii="思源黑体 CN Normal" w:eastAsia="思源黑体 CN Normal" w:hAnsi="思源黑体 CN Normal" w:cs="思源黑体 CN Light"/>
-                <w:kern w:val="0"/>
-                <w:sz w:val="17"/>
-                <w:szCs w:val="17"/>
-                <w:lang w:bidi="ar"/>
-              </w:rPr>
-              <w:t xml:space="preserve"> and lib_quality_control.lib_dna_qc.tumor_content%}{{lib_quality_control.lib_dna_qc.tumor_content}}{%else%}/{%endif%}{%endif%}</w:t>
+              <w:t>rol and lib_quality_control.lib_dna_qc and lib_quality_control.lib_dna_qc.tumor_content%}{{lib_quality_control.lib_dna_qc.tumor_content}}{%else%}/{%endif%}{%endif%}</w:t>
             </w:r>
           </w:p>
         </w:tc>
@@ -7027,73 +6374,7 @@
                 <w:szCs w:val="17"/>
                 <w:lang w:bidi="ar"/>
               </w:rPr>
-              <w:t xml:space="preserve">{%if </w:t>
-            </w:r>
-            <w:proofErr w:type="spellStart"/>
-            <w:r>
-              <w:rPr>
-                <w:rFonts w:ascii="思源黑体 CN Normal" w:eastAsia="思源黑体 CN Normal" w:hAnsi="思源黑体 CN Normal" w:cs="思源黑体 CN Light"/>
-                <w:kern w:val="0"/>
-                <w:sz w:val="17"/>
-                <w:szCs w:val="17"/>
-                <w:lang w:bidi="ar"/>
-              </w:rPr>
-              <w:t>lib_quality_control</w:t>
-            </w:r>
-            <w:proofErr w:type="spellEnd"/>
-            <w:r>
-              <w:rPr>
-                <w:rFonts w:ascii="思源黑体 CN Normal" w:eastAsia="思源黑体 CN Normal" w:hAnsi="思源黑体 CN Normal" w:cs="思源黑体 CN Light"/>
-                <w:kern w:val="0"/>
-                <w:sz w:val="17"/>
-                <w:szCs w:val="17"/>
-                <w:lang w:bidi="ar"/>
-              </w:rPr>
-              <w:t xml:space="preserve"> and </w:t>
-            </w:r>
-            <w:proofErr w:type="spellStart"/>
-            <w:r>
-              <w:rPr>
-                <w:rFonts w:ascii="思源黑体 CN Normal" w:eastAsia="思源黑体 CN Normal" w:hAnsi="思源黑体 CN Normal" w:cs="思源黑体 CN Light"/>
-                <w:kern w:val="0"/>
-                <w:sz w:val="17"/>
-                <w:szCs w:val="17"/>
-                <w:lang w:bidi="ar"/>
-              </w:rPr>
-              <w:t>lib_quality_control.lib_dna_qc</w:t>
-            </w:r>
-            <w:proofErr w:type="spellEnd"/>
-            <w:r>
-              <w:rPr>
-                <w:rFonts w:ascii="思源黑体 CN Normal" w:eastAsia="思源黑体 CN Normal" w:hAnsi="思源黑体 CN Normal" w:cs="思源黑体 CN Light"/>
-                <w:kern w:val="0"/>
-                <w:sz w:val="17"/>
-                <w:szCs w:val="17"/>
-                <w:lang w:bidi="ar"/>
-              </w:rPr>
-              <w:t xml:space="preserve"> and lib_quality_control.lib_dna_qc.dna_qty</w:t>
-            </w:r>
-            <w:proofErr w:type="gramStart"/>
-            <w:r>
-              <w:rPr>
-                <w:rFonts w:ascii="思源黑体 CN Normal" w:eastAsia="思源黑体 CN Normal" w:hAnsi="思源黑体 CN Normal" w:cs="思源黑体 CN Light"/>
-                <w:kern w:val="0"/>
-                <w:sz w:val="17"/>
-                <w:szCs w:val="17"/>
-                <w:lang w:bidi="ar"/>
-              </w:rPr>
-              <w:t>%}{</w:t>
-            </w:r>
-            <w:proofErr w:type="gramEnd"/>
-            <w:r>
-              <w:rPr>
-                <w:rFonts w:ascii="思源黑体 CN Normal" w:eastAsia="思源黑体 CN Normal" w:hAnsi="思源黑体 CN Normal" w:cs="思源黑体 CN Light"/>
-                <w:kern w:val="0"/>
-                <w:sz w:val="17"/>
-                <w:szCs w:val="17"/>
-                <w:lang w:bidi="ar"/>
-              </w:rPr>
-              <w:t>{lib_quality_control.lib_dna_qc.dna_qty|replace(“.00”,””)}}{%else%}{%endif%}</w:t>
+              <w:t>{%if lib_quality_control and lib_quality_control.lib_dna_qc and lib_quality_control.lib_dna_qc.dna_qty%}{{lib_quality_control.lib_dna_qc.dna_qty|replace(“.00”,””)}}{%else%}{%endif%}</w:t>
             </w:r>
           </w:p>
         </w:tc>
@@ -7169,9 +6450,8 @@
                 <w:szCs w:val="17"/>
                 <w:lang w:bidi="ar"/>
               </w:rPr>
-              <w:t xml:space="preserve">{%if </w:t>
-            </w:r>
-            <w:proofErr w:type="spellStart"/>
+              <w:t>{%if lib_quality_control and lib_quality_control.</w:t>
+            </w:r>
             <w:r>
               <w:rPr>
                 <w:rFonts w:ascii="思源黑体 CN Normal" w:eastAsia="思源黑体 CN Normal" w:hAnsi="思源黑体 CN Normal" w:cs="思源黑体 CN Light"/>
@@ -7180,9 +6460,8 @@
                 <w:szCs w:val="17"/>
                 <w:lang w:bidi="ar"/>
               </w:rPr>
-              <w:t>lib_quality_control</w:t>
-            </w:r>
-            <w:proofErr w:type="spellEnd"/>
+              <w:t>control_lib_dna_qc</w:t>
+            </w:r>
             <w:r>
               <w:rPr>
                 <w:rFonts w:ascii="思源黑体 CN Normal" w:eastAsia="思源黑体 CN Normal" w:hAnsi="思源黑体 CN Normal" w:cs="思源黑体 CN Light"/>
@@ -7191,9 +6470,8 @@
                 <w:szCs w:val="17"/>
                 <w:lang w:bidi="ar"/>
               </w:rPr>
-              <w:t xml:space="preserve"> and </w:t>
-            </w:r>
-            <w:proofErr w:type="spellStart"/>
+              <w:t xml:space="preserve"> and lib_quality_control.</w:t>
+            </w:r>
             <w:r>
               <w:rPr>
                 <w:rFonts w:ascii="思源黑体 CN Normal" w:eastAsia="思源黑体 CN Normal" w:hAnsi="思源黑体 CN Normal" w:cs="思源黑体 CN Light"/>
@@ -7202,9 +6480,8 @@
                 <w:szCs w:val="17"/>
                 <w:lang w:bidi="ar"/>
               </w:rPr>
-              <w:t>lib_quality_</w:t>
-            </w:r>
-            <w:proofErr w:type="gramStart"/>
+              <w:t>control_lib_dna_qc</w:t>
+            </w:r>
             <w:r>
               <w:rPr>
                 <w:rFonts w:ascii="思源黑体 CN Normal" w:eastAsia="思源黑体 CN Normal" w:hAnsi="思源黑体 CN Normal" w:cs="思源黑体 CN Light"/>
@@ -7213,7 +6490,7 @@
                 <w:szCs w:val="17"/>
                 <w:lang w:bidi="ar"/>
               </w:rPr>
-              <w:t>control.</w:t>
+              <w:t>.</w:t>
             </w:r>
             <w:r>
               <w:rPr>
@@ -7223,81 +6500,7 @@
                 <w:szCs w:val="17"/>
                 <w:lang w:bidi="ar"/>
               </w:rPr>
-              <w:t>control</w:t>
-            </w:r>
-            <w:proofErr w:type="gramEnd"/>
-            <w:r>
-              <w:rPr>
-                <w:rFonts w:ascii="思源黑体 CN Normal" w:eastAsia="思源黑体 CN Normal" w:hAnsi="思源黑体 CN Normal" w:cs="思源黑体 CN Light"/>
-                <w:kern w:val="0"/>
-                <w:sz w:val="17"/>
-                <w:szCs w:val="17"/>
-                <w:lang w:bidi="ar"/>
-              </w:rPr>
-              <w:t>_lib_dna_qc</w:t>
-            </w:r>
-            <w:proofErr w:type="spellEnd"/>
-            <w:r>
-              <w:rPr>
-                <w:rFonts w:ascii="思源黑体 CN Normal" w:eastAsia="思源黑体 CN Normal" w:hAnsi="思源黑体 CN Normal" w:cs="思源黑体 CN Light"/>
-                <w:kern w:val="0"/>
-                <w:sz w:val="17"/>
-                <w:szCs w:val="17"/>
-                <w:lang w:bidi="ar"/>
-              </w:rPr>
-              <w:t xml:space="preserve"> and </w:t>
-            </w:r>
-            <w:proofErr w:type="spellStart"/>
-            <w:r>
-              <w:rPr>
-                <w:rFonts w:ascii="思源黑体 CN Normal" w:eastAsia="思源黑体 CN Normal" w:hAnsi="思源黑体 CN Normal" w:cs="思源黑体 CN Light"/>
-                <w:kern w:val="0"/>
-                <w:sz w:val="17"/>
-                <w:szCs w:val="17"/>
-                <w:lang w:bidi="ar"/>
-              </w:rPr>
-              <w:t>lib_quality_control.</w:t>
-            </w:r>
-            <w:r>
-              <w:rPr>
-                <w:rFonts w:ascii="思源黑体 CN Normal" w:eastAsia="思源黑体 CN Normal" w:hAnsi="思源黑体 CN Normal" w:cs="思源黑体 CN Light"/>
-                <w:kern w:val="0"/>
-                <w:sz w:val="17"/>
-                <w:szCs w:val="17"/>
-                <w:lang w:bidi="ar"/>
-              </w:rPr>
-              <w:t>control_lib_dna_qc</w:t>
-            </w:r>
-            <w:r>
-              <w:rPr>
-                <w:rFonts w:ascii="思源黑体 CN Normal" w:eastAsia="思源黑体 CN Normal" w:hAnsi="思源黑体 CN Normal" w:cs="思源黑体 CN Light"/>
-                <w:kern w:val="0"/>
-                <w:sz w:val="17"/>
-                <w:szCs w:val="17"/>
-                <w:lang w:bidi="ar"/>
-              </w:rPr>
-              <w:t>.</w:t>
-            </w:r>
-            <w:r>
-              <w:rPr>
-                <w:rFonts w:ascii="思源黑体 CN Normal" w:eastAsia="思源黑体 CN Normal" w:hAnsi="思源黑体 CN Normal" w:cs="思源黑体 CN Light"/>
-                <w:kern w:val="0"/>
-                <w:sz w:val="17"/>
-                <w:szCs w:val="17"/>
-                <w:lang w:bidi="ar"/>
-              </w:rPr>
-              <w:t>dna_qty</w:t>
-            </w:r>
-            <w:proofErr w:type="spellEnd"/>
-            <w:r>
-              <w:rPr>
-                <w:rFonts w:ascii="思源黑体 CN Normal" w:eastAsia="思源黑体 CN Normal" w:hAnsi="思源黑体 CN Normal" w:cs="思源黑体 CN Light"/>
-                <w:kern w:val="0"/>
-                <w:sz w:val="17"/>
-                <w:szCs w:val="17"/>
-                <w:lang w:bidi="ar"/>
-              </w:rPr>
-              <w:t xml:space="preserve"> </w:t>
+              <w:t xml:space="preserve">dna_qty </w:t>
             </w:r>
             <w:r>
               <w:rPr>
@@ -7484,73 +6687,7 @@
                 <w:szCs w:val="17"/>
                 <w:lang w:bidi="ar"/>
               </w:rPr>
-              <w:t xml:space="preserve">{%if </w:t>
-            </w:r>
-            <w:proofErr w:type="spellStart"/>
-            <w:r>
-              <w:rPr>
-                <w:rFonts w:ascii="思源黑体 CN Normal" w:eastAsia="思源黑体 CN Normal" w:hAnsi="思源黑体 CN Normal" w:cs="思源黑体 CN Light"/>
-                <w:kern w:val="0"/>
-                <w:sz w:val="17"/>
-                <w:szCs w:val="17"/>
-                <w:lang w:bidi="ar"/>
-              </w:rPr>
-              <w:t>lib_quality_control</w:t>
-            </w:r>
-            <w:proofErr w:type="spellEnd"/>
-            <w:r>
-              <w:rPr>
-                <w:rFonts w:ascii="思源黑体 CN Normal" w:eastAsia="思源黑体 CN Normal" w:hAnsi="思源黑体 CN Normal" w:cs="思源黑体 CN Light"/>
-                <w:kern w:val="0"/>
-                <w:sz w:val="17"/>
-                <w:szCs w:val="17"/>
-                <w:lang w:bidi="ar"/>
-              </w:rPr>
-              <w:t xml:space="preserve"> and </w:t>
-            </w:r>
-            <w:proofErr w:type="spellStart"/>
-            <w:r>
-              <w:rPr>
-                <w:rFonts w:ascii="思源黑体 CN Normal" w:eastAsia="思源黑体 CN Normal" w:hAnsi="思源黑体 CN Normal" w:cs="思源黑体 CN Light"/>
-                <w:kern w:val="0"/>
-                <w:sz w:val="17"/>
-                <w:szCs w:val="17"/>
-                <w:lang w:bidi="ar"/>
-              </w:rPr>
-              <w:t>lib_quality_control.lib_dna_qc</w:t>
-            </w:r>
-            <w:proofErr w:type="spellEnd"/>
-            <w:r>
-              <w:rPr>
-                <w:rFonts w:ascii="思源黑体 CN Normal" w:eastAsia="思源黑体 CN Normal" w:hAnsi="思源黑体 CN Normal" w:cs="思源黑体 CN Light"/>
-                <w:kern w:val="0"/>
-                <w:sz w:val="17"/>
-                <w:szCs w:val="17"/>
-                <w:lang w:bidi="ar"/>
-              </w:rPr>
-              <w:t xml:space="preserve"> and lib_quality_control.lib_dna_</w:t>
-            </w:r>
-            <w:proofErr w:type="gramStart"/>
-            <w:r>
-              <w:rPr>
-                <w:rFonts w:ascii="思源黑体 CN Normal" w:eastAsia="思源黑体 CN Normal" w:hAnsi="思源黑体 CN Normal" w:cs="思源黑体 CN Light"/>
-                <w:kern w:val="0"/>
-                <w:sz w:val="17"/>
-                <w:szCs w:val="17"/>
-                <w:lang w:bidi="ar"/>
-              </w:rPr>
-              <w:t>qc.library</w:t>
-            </w:r>
-            <w:proofErr w:type="gramEnd"/>
-            <w:r>
-              <w:rPr>
-                <w:rFonts w:ascii="思源黑体 CN Normal" w:eastAsia="思源黑体 CN Normal" w:hAnsi="思源黑体 CN Normal" w:cs="思源黑体 CN Light"/>
-                <w:kern w:val="0"/>
-                <w:sz w:val="17"/>
-                <w:szCs w:val="17"/>
-                <w:lang w:bidi="ar"/>
-              </w:rPr>
-              <w:t>_qty%}{{lib_quality_control.lib_dna_qc.library_qty|replace(“.00”,””)}}{%else%}{%endif%}</w:t>
+              <w:t>{%if lib_quality_control and lib_quality_control.lib_dna_qc and lib_quality_control.lib_dna_qc.library_qty%}{{lib_quality_control.lib_dna_qc.library_qty|replace(“.00”,””)}}{%else%}{%endif%}</w:t>
             </w:r>
           </w:p>
         </w:tc>
@@ -7626,9 +6763,8 @@
                 <w:szCs w:val="17"/>
                 <w:lang w:bidi="ar"/>
               </w:rPr>
-              <w:t xml:space="preserve">{%if </w:t>
-            </w:r>
-            <w:proofErr w:type="spellStart"/>
+              <w:t>{%if lib_quality_control and lib_quality_control.</w:t>
+            </w:r>
             <w:r>
               <w:rPr>
                 <w:rFonts w:ascii="思源黑体 CN Normal" w:eastAsia="思源黑体 CN Normal" w:hAnsi="思源黑体 CN Normal" w:cs="思源黑体 CN Light"/>
@@ -7637,63 +6773,8 @@
                 <w:szCs w:val="17"/>
                 <w:lang w:bidi="ar"/>
               </w:rPr>
-              <w:t>lib_quality_control</w:t>
-            </w:r>
-            <w:proofErr w:type="spellEnd"/>
-            <w:r>
-              <w:rPr>
-                <w:rFonts w:ascii="思源黑体 CN Normal" w:eastAsia="思源黑体 CN Normal" w:hAnsi="思源黑体 CN Normal" w:cs="思源黑体 CN Light"/>
-                <w:kern w:val="0"/>
-                <w:sz w:val="17"/>
-                <w:szCs w:val="17"/>
-                <w:lang w:bidi="ar"/>
-              </w:rPr>
-              <w:t xml:space="preserve"> and </w:t>
-            </w:r>
-            <w:proofErr w:type="spellStart"/>
-            <w:r>
-              <w:rPr>
-                <w:rFonts w:ascii="思源黑体 CN Normal" w:eastAsia="思源黑体 CN Normal" w:hAnsi="思源黑体 CN Normal" w:cs="思源黑体 CN Light"/>
-                <w:kern w:val="0"/>
-                <w:sz w:val="17"/>
-                <w:szCs w:val="17"/>
-                <w:lang w:bidi="ar"/>
-              </w:rPr>
-              <w:t>lib_quality_</w:t>
-            </w:r>
-            <w:proofErr w:type="gramStart"/>
-            <w:r>
-              <w:rPr>
-                <w:rFonts w:ascii="思源黑体 CN Normal" w:eastAsia="思源黑体 CN Normal" w:hAnsi="思源黑体 CN Normal" w:cs="思源黑体 CN Light"/>
-                <w:kern w:val="0"/>
-                <w:sz w:val="17"/>
-                <w:szCs w:val="17"/>
-                <w:lang w:bidi="ar"/>
-              </w:rPr>
-              <w:t>control.</w:t>
-            </w:r>
-            <w:r>
-              <w:rPr>
-                <w:rFonts w:ascii="思源黑体 CN Normal" w:eastAsia="思源黑体 CN Normal" w:hAnsi="思源黑体 CN Normal" w:cs="思源黑体 CN Light"/>
-                <w:kern w:val="0"/>
-                <w:sz w:val="17"/>
-                <w:szCs w:val="17"/>
-                <w:lang w:bidi="ar"/>
-              </w:rPr>
-              <w:t>control</w:t>
-            </w:r>
-            <w:proofErr w:type="gramEnd"/>
-            <w:r>
-              <w:rPr>
-                <w:rFonts w:ascii="思源黑体 CN Normal" w:eastAsia="思源黑体 CN Normal" w:hAnsi="思源黑体 CN Normal" w:cs="思源黑体 CN Light"/>
-                <w:kern w:val="0"/>
-                <w:sz w:val="17"/>
-                <w:szCs w:val="17"/>
-                <w:lang w:bidi="ar"/>
-              </w:rPr>
-              <w:t>_lib_dna_qc</w:t>
-            </w:r>
-            <w:proofErr w:type="spellEnd"/>
+              <w:t>control_lib_dna_qc</w:t>
+            </w:r>
             <w:r>
               <w:rPr>
                 <w:rFonts w:ascii="思源黑体 CN Normal" w:eastAsia="思源黑体 CN Normal" w:hAnsi="思源黑体 CN Normal" w:cs="思源黑体 CN Light"/>
@@ -7901,25 +6982,7 @@
                 <w:sz w:val="17"/>
                 <w:szCs w:val="17"/>
               </w:rPr>
-              <w:t>{{</w:t>
-            </w:r>
-            <w:proofErr w:type="spellStart"/>
-            <w:r>
-              <w:rPr>
-                <w:rFonts w:ascii="思源黑体 CN Normal" w:eastAsia="思源黑体 CN Normal" w:hAnsi="思源黑体 CN Normal"/>
-                <w:sz w:val="17"/>
-                <w:szCs w:val="17"/>
-              </w:rPr>
-              <w:t>qc.dna_data_qc</w:t>
-            </w:r>
-            <w:proofErr w:type="spellEnd"/>
-            <w:r>
-              <w:rPr>
-                <w:rFonts w:ascii="思源黑体 CN Normal" w:eastAsia="思源黑体 CN Normal" w:hAnsi="思源黑体 CN Normal"/>
-                <w:sz w:val="17"/>
-                <w:szCs w:val="17"/>
-              </w:rPr>
-              <w:t>. cleandata_q30}}</w:t>
+              <w:t>{{qc.dna_data_qc. cleandata_q30}}</w:t>
             </w:r>
           </w:p>
         </w:tc>
@@ -8003,29 +7066,7 @@
                 <w:szCs w:val="17"/>
                 <w:lang w:bidi="ar"/>
               </w:rPr>
-              <w:t>{{</w:t>
-            </w:r>
-            <w:proofErr w:type="gramStart"/>
-            <w:r>
-              <w:rPr>
-                <w:rFonts w:ascii="思源黑体 CN Normal" w:eastAsia="思源黑体 CN Normal" w:hAnsi="思源黑体 CN Normal" w:cs="思源黑体 CN Light"/>
-                <w:kern w:val="0"/>
-                <w:sz w:val="17"/>
-                <w:szCs w:val="17"/>
-                <w:lang w:bidi="ar"/>
-              </w:rPr>
-              <w:t>qc.control</w:t>
-            </w:r>
-            <w:proofErr w:type="gramEnd"/>
-            <w:r>
-              <w:rPr>
-                <w:rFonts w:ascii="思源黑体 CN Normal" w:eastAsia="思源黑体 CN Normal" w:hAnsi="思源黑体 CN Normal" w:cs="思源黑体 CN Light"/>
-                <w:kern w:val="0"/>
-                <w:sz w:val="17"/>
-                <w:szCs w:val="17"/>
-                <w:lang w:bidi="ar"/>
-              </w:rPr>
-              <w:t>_data_qc.cleandata_q30}}</w:t>
+              <w:t>{{qc.control_data_qc.cleandata_q30}}</w:t>
             </w:r>
           </w:p>
         </w:tc>
@@ -8169,44 +7210,16 @@
                 <w:sz w:val="17"/>
                 <w:szCs w:val="17"/>
               </w:rPr>
-              <w:t>{{</w:t>
-            </w:r>
-            <w:proofErr w:type="spellStart"/>
+              <w:t xml:space="preserve">{{qc.dna_data_qc. </w:t>
+            </w:r>
             <w:r>
               <w:rPr>
                 <w:rFonts w:ascii="思源黑体 CN Normal" w:eastAsia="思源黑体 CN Normal" w:hAnsi="思源黑体 CN Normal"/>
                 <w:sz w:val="17"/>
                 <w:szCs w:val="17"/>
               </w:rPr>
-              <w:t>qc.dna_data_qc</w:t>
-            </w:r>
-            <w:proofErr w:type="spellEnd"/>
-            <w:r>
-              <w:rPr>
-                <w:rFonts w:ascii="思源黑体 CN Normal" w:eastAsia="思源黑体 CN Normal" w:hAnsi="思源黑体 CN Normal"/>
-                <w:sz w:val="17"/>
-                <w:szCs w:val="17"/>
-              </w:rPr>
-              <w:t xml:space="preserve">. </w:t>
-            </w:r>
-            <w:proofErr w:type="spellStart"/>
-            <w:r>
-              <w:rPr>
-                <w:rFonts w:ascii="思源黑体 CN Normal" w:eastAsia="思源黑体 CN Normal" w:hAnsi="思源黑体 CN Normal"/>
-                <w:sz w:val="17"/>
-                <w:szCs w:val="17"/>
-              </w:rPr>
               <w:lastRenderedPageBreak/>
-              <w:t>mapping_ratio</w:t>
-            </w:r>
-            <w:proofErr w:type="spellEnd"/>
-            <w:r>
-              <w:rPr>
-                <w:rFonts w:ascii="思源黑体 CN Normal" w:eastAsia="思源黑体 CN Normal" w:hAnsi="思源黑体 CN Normal"/>
-                <w:sz w:val="17"/>
-                <w:szCs w:val="17"/>
-              </w:rPr>
-              <w:t>}}</w:t>
+              <w:t>mapping_ratio}}</w:t>
             </w:r>
           </w:p>
         </w:tc>
@@ -8281,41 +7294,7 @@
                 <w:szCs w:val="17"/>
                 <w:lang w:bidi="ar"/>
               </w:rPr>
-              <w:t>{{</w:t>
-            </w:r>
-            <w:proofErr w:type="spellStart"/>
-            <w:proofErr w:type="gramStart"/>
-            <w:r>
-              <w:rPr>
-                <w:rFonts w:ascii="思源黑体 CN Normal" w:eastAsia="思源黑体 CN Normal" w:hAnsi="思源黑体 CN Normal" w:cs="思源黑体 CN Light"/>
-                <w:kern w:val="0"/>
-                <w:sz w:val="17"/>
-                <w:szCs w:val="17"/>
-                <w:lang w:bidi="ar"/>
-              </w:rPr>
-              <w:t>qc.control</w:t>
-            </w:r>
-            <w:proofErr w:type="gramEnd"/>
-            <w:r>
-              <w:rPr>
-                <w:rFonts w:ascii="思源黑体 CN Normal" w:eastAsia="思源黑体 CN Normal" w:hAnsi="思源黑体 CN Normal" w:cs="思源黑体 CN Light"/>
-                <w:kern w:val="0"/>
-                <w:sz w:val="17"/>
-                <w:szCs w:val="17"/>
-                <w:lang w:bidi="ar"/>
-              </w:rPr>
-              <w:t>_data_qc.mapping_ratio</w:t>
-            </w:r>
-            <w:proofErr w:type="spellEnd"/>
-            <w:r>
-              <w:rPr>
-                <w:rFonts w:ascii="思源黑体 CN Normal" w:eastAsia="思源黑体 CN Normal" w:hAnsi="思源黑体 CN Normal" w:cs="思源黑体 CN Light"/>
-                <w:kern w:val="0"/>
-                <w:sz w:val="17"/>
-                <w:szCs w:val="17"/>
-                <w:lang w:bidi="ar"/>
-              </w:rPr>
-              <w:t>}</w:t>
+              <w:t>{{qc.control_data_qc.mapping_ratio}</w:t>
             </w:r>
             <w:r>
               <w:rPr>
@@ -8471,43 +7450,7 @@
                 <w:sz w:val="17"/>
                 <w:szCs w:val="17"/>
               </w:rPr>
-              <w:t>{{</w:t>
-            </w:r>
-            <w:proofErr w:type="spellStart"/>
-            <w:r>
-              <w:rPr>
-                <w:rFonts w:ascii="思源黑体 CN Normal" w:eastAsia="思源黑体 CN Normal" w:hAnsi="思源黑体 CN Normal"/>
-                <w:sz w:val="17"/>
-                <w:szCs w:val="17"/>
-              </w:rPr>
-              <w:t>qc.dna_data_</w:t>
-            </w:r>
-            <w:proofErr w:type="gramStart"/>
-            <w:r>
-              <w:rPr>
-                <w:rFonts w:ascii="思源黑体 CN Normal" w:eastAsia="思源黑体 CN Normal" w:hAnsi="思源黑体 CN Normal"/>
-                <w:sz w:val="17"/>
-                <w:szCs w:val="17"/>
-              </w:rPr>
-              <w:t>qc.cover</w:t>
-            </w:r>
-            <w:proofErr w:type="gramEnd"/>
-            <w:r>
-              <w:rPr>
-                <w:rFonts w:ascii="思源黑体 CN Normal" w:eastAsia="思源黑体 CN Normal" w:hAnsi="思源黑体 CN Normal"/>
-                <w:sz w:val="17"/>
-                <w:szCs w:val="17"/>
-              </w:rPr>
-              <w:t>_ratio</w:t>
-            </w:r>
-            <w:proofErr w:type="spellEnd"/>
-            <w:r>
-              <w:rPr>
-                <w:rFonts w:ascii="思源黑体 CN Normal" w:eastAsia="思源黑体 CN Normal" w:hAnsi="思源黑体 CN Normal"/>
-                <w:sz w:val="17"/>
-                <w:szCs w:val="17"/>
-              </w:rPr>
-              <w:t>}}</w:t>
+              <w:t>{{qc.dna_data_qc.cover_ratio}}</w:t>
             </w:r>
           </w:p>
         </w:tc>
@@ -8581,41 +7524,7 @@
                 <w:szCs w:val="17"/>
                 <w:lang w:bidi="ar"/>
               </w:rPr>
-              <w:t>{{</w:t>
-            </w:r>
-            <w:proofErr w:type="spellStart"/>
-            <w:proofErr w:type="gramStart"/>
-            <w:r>
-              <w:rPr>
-                <w:rFonts w:ascii="思源黑体 CN Normal" w:eastAsia="思源黑体 CN Normal" w:hAnsi="思源黑体 CN Normal" w:cs="思源黑体 CN Light"/>
-                <w:kern w:val="0"/>
-                <w:sz w:val="17"/>
-                <w:szCs w:val="17"/>
-                <w:lang w:bidi="ar"/>
-              </w:rPr>
-              <w:t>qc.control</w:t>
-            </w:r>
-            <w:proofErr w:type="gramEnd"/>
-            <w:r>
-              <w:rPr>
-                <w:rFonts w:ascii="思源黑体 CN Normal" w:eastAsia="思源黑体 CN Normal" w:hAnsi="思源黑体 CN Normal" w:cs="思源黑体 CN Light"/>
-                <w:kern w:val="0"/>
-                <w:sz w:val="17"/>
-                <w:szCs w:val="17"/>
-                <w:lang w:bidi="ar"/>
-              </w:rPr>
-              <w:t>_data_qc.cover_ratio</w:t>
-            </w:r>
-            <w:proofErr w:type="spellEnd"/>
-            <w:r>
-              <w:rPr>
-                <w:rFonts w:ascii="思源黑体 CN Normal" w:eastAsia="思源黑体 CN Normal" w:hAnsi="思源黑体 CN Normal" w:cs="思源黑体 CN Light"/>
-                <w:kern w:val="0"/>
-                <w:sz w:val="17"/>
-                <w:szCs w:val="17"/>
-                <w:lang w:bidi="ar"/>
-              </w:rPr>
-              <w:t>}}</w:t>
+              <w:t>{{qc.control_data_qc.cover_ratio}}</w:t>
             </w:r>
           </w:p>
         </w:tc>
@@ -8715,29 +7624,7 @@
                 <w:szCs w:val="17"/>
                 <w:lang w:bidi="ar"/>
               </w:rPr>
-              <w:t>均</w:t>
-            </w:r>
-            <w:proofErr w:type="gramStart"/>
-            <w:r>
-              <w:rPr>
-                <w:rFonts w:ascii="思源黑体 CN Normal" w:eastAsia="思源黑体 CN Normal" w:hAnsi="思源黑体 CN Normal" w:cs="思源黑体 CN Light" w:hint="eastAsia"/>
-                <w:kern w:val="0"/>
-                <w:sz w:val="17"/>
-                <w:szCs w:val="17"/>
-                <w:lang w:bidi="ar"/>
-              </w:rPr>
-              <w:t>一</w:t>
-            </w:r>
-            <w:proofErr w:type="gramEnd"/>
-            <w:r>
-              <w:rPr>
-                <w:rFonts w:ascii="思源黑体 CN Normal" w:eastAsia="思源黑体 CN Normal" w:hAnsi="思源黑体 CN Normal" w:cs="思源黑体 CN Light" w:hint="eastAsia"/>
-                <w:kern w:val="0"/>
-                <w:sz w:val="17"/>
-                <w:szCs w:val="17"/>
-                <w:lang w:bidi="ar"/>
-              </w:rPr>
-              <w:t>性</w:t>
+              <w:t>均一性</w:t>
             </w:r>
             <w:r>
               <w:rPr>
@@ -8781,25 +7668,7 @@
                 <w:sz w:val="17"/>
                 <w:szCs w:val="17"/>
               </w:rPr>
-              <w:t>{{qc.dna_data_</w:t>
-            </w:r>
-            <w:proofErr w:type="gramStart"/>
-            <w:r>
-              <w:rPr>
-                <w:rFonts w:ascii="思源黑体 CN Normal" w:eastAsia="思源黑体 CN Normal" w:hAnsi="思源黑体 CN Normal"/>
-                <w:sz w:val="17"/>
-                <w:szCs w:val="17"/>
-              </w:rPr>
-              <w:t>qc.uni</w:t>
-            </w:r>
-            <w:proofErr w:type="gramEnd"/>
-            <w:r>
-              <w:rPr>
-                <w:rFonts w:ascii="思源黑体 CN Normal" w:eastAsia="思源黑体 CN Normal" w:hAnsi="思源黑体 CN Normal"/>
-                <w:sz w:val="17"/>
-                <w:szCs w:val="17"/>
-              </w:rPr>
-              <w:t>20}}</w:t>
+              <w:t>{{qc.dna_data_qc.uni20}}</w:t>
             </w:r>
           </w:p>
         </w:tc>
@@ -8873,29 +7742,7 @@
                 <w:szCs w:val="17"/>
                 <w:lang w:bidi="ar"/>
               </w:rPr>
-              <w:t>{{</w:t>
-            </w:r>
-            <w:proofErr w:type="gramStart"/>
-            <w:r>
-              <w:rPr>
-                <w:rFonts w:ascii="思源黑体 CN Normal" w:eastAsia="思源黑体 CN Normal" w:hAnsi="思源黑体 CN Normal" w:cs="思源黑体 CN Light"/>
-                <w:kern w:val="0"/>
-                <w:sz w:val="17"/>
-                <w:szCs w:val="17"/>
-                <w:lang w:bidi="ar"/>
-              </w:rPr>
-              <w:t>qc.control</w:t>
-            </w:r>
-            <w:proofErr w:type="gramEnd"/>
-            <w:r>
-              <w:rPr>
-                <w:rFonts w:ascii="思源黑体 CN Normal" w:eastAsia="思源黑体 CN Normal" w:hAnsi="思源黑体 CN Normal" w:cs="思源黑体 CN Light"/>
-                <w:kern w:val="0"/>
-                <w:sz w:val="17"/>
-                <w:szCs w:val="17"/>
-                <w:lang w:bidi="ar"/>
-              </w:rPr>
-              <w:t>_data_qc.uni20}}</w:t>
+              <w:t>{{qc.control_data_qc.uni20}}</w:t>
             </w:r>
           </w:p>
         </w:tc>
@@ -9051,59 +7898,23 @@
                 <w:sz w:val="17"/>
                 <w:szCs w:val="17"/>
               </w:rPr>
-              <w:t>{{</w:t>
-            </w:r>
-            <w:proofErr w:type="spellStart"/>
+              <w:t>{{qc.dna_data_qc.depth_mean</w:t>
+            </w:r>
+            <w:r>
+              <w:rPr>
+                <w:rFonts w:ascii="思源黑体 CN Normal" w:eastAsia="思源黑体 CN Normal" w:hAnsi="思源黑体 CN Normal" w:hint="eastAsia"/>
+                <w:sz w:val="17"/>
+                <w:szCs w:val="17"/>
+              </w:rPr>
+              <w:t>|</w:t>
+            </w:r>
             <w:r>
               <w:rPr>
                 <w:rFonts w:ascii="思源黑体 CN Normal" w:eastAsia="思源黑体 CN Normal" w:hAnsi="思源黑体 CN Normal"/>
                 <w:sz w:val="17"/>
                 <w:szCs w:val="17"/>
               </w:rPr>
-              <w:t>qc.dna_data_</w:t>
-            </w:r>
-            <w:proofErr w:type="gramStart"/>
-            <w:r>
-              <w:rPr>
-                <w:rFonts w:ascii="思源黑体 CN Normal" w:eastAsia="思源黑体 CN Normal" w:hAnsi="思源黑体 CN Normal"/>
-                <w:sz w:val="17"/>
-                <w:szCs w:val="17"/>
-              </w:rPr>
-              <w:t>qc.depth</w:t>
-            </w:r>
-            <w:proofErr w:type="gramEnd"/>
-            <w:r>
-              <w:rPr>
-                <w:rFonts w:ascii="思源黑体 CN Normal" w:eastAsia="思源黑体 CN Normal" w:hAnsi="思源黑体 CN Normal"/>
-                <w:sz w:val="17"/>
-                <w:szCs w:val="17"/>
-              </w:rPr>
-              <w:t>_mean</w:t>
-            </w:r>
-            <w:r>
-              <w:rPr>
-                <w:rFonts w:ascii="思源黑体 CN Normal" w:eastAsia="思源黑体 CN Normal" w:hAnsi="思源黑体 CN Normal" w:hint="eastAsia"/>
-                <w:sz w:val="17"/>
-                <w:szCs w:val="17"/>
-              </w:rPr>
-              <w:t>|</w:t>
-            </w:r>
-            <w:r>
-              <w:rPr>
-                <w:rFonts w:ascii="思源黑体 CN Normal" w:eastAsia="思源黑体 CN Normal" w:hAnsi="思源黑体 CN Normal"/>
-                <w:sz w:val="17"/>
-                <w:szCs w:val="17"/>
-              </w:rPr>
-              <w:t>replace</w:t>
-            </w:r>
-            <w:proofErr w:type="spellEnd"/>
-            <w:r>
-              <w:rPr>
-                <w:rFonts w:ascii="思源黑体 CN Normal" w:eastAsia="思源黑体 CN Normal" w:hAnsi="思源黑体 CN Normal"/>
-                <w:sz w:val="17"/>
-                <w:szCs w:val="17"/>
-              </w:rPr>
-              <w:t>(“.00”,””)}}</w:t>
+              <w:t>replace(“.00”,””)}}</w:t>
             </w:r>
           </w:p>
         </w:tc>
@@ -9177,30 +7988,7 @@
                 <w:szCs w:val="17"/>
                 <w:lang w:bidi="ar"/>
               </w:rPr>
-              <w:t>{{</w:t>
-            </w:r>
-            <w:proofErr w:type="spellStart"/>
-            <w:proofErr w:type="gramStart"/>
-            <w:r>
-              <w:rPr>
-                <w:rFonts w:ascii="思源黑体 CN Normal" w:eastAsia="思源黑体 CN Normal" w:hAnsi="思源黑体 CN Normal" w:cs="思源黑体 CN Light"/>
-                <w:kern w:val="0"/>
-                <w:sz w:val="17"/>
-                <w:szCs w:val="17"/>
-                <w:lang w:bidi="ar"/>
-              </w:rPr>
-              <w:t>qc.control</w:t>
-            </w:r>
-            <w:proofErr w:type="gramEnd"/>
-            <w:r>
-              <w:rPr>
-                <w:rFonts w:ascii="思源黑体 CN Normal" w:eastAsia="思源黑体 CN Normal" w:hAnsi="思源黑体 CN Normal" w:cs="思源黑体 CN Light"/>
-                <w:kern w:val="0"/>
-                <w:sz w:val="17"/>
-                <w:szCs w:val="17"/>
-                <w:lang w:bidi="ar"/>
-              </w:rPr>
-              <w:t>_data_qc.depth_mean</w:t>
+              <w:t>{{qc.control_data_qc.depth_mean</w:t>
             </w:r>
             <w:r>
               <w:rPr>
@@ -9216,16 +8004,7 @@
                 <w:sz w:val="17"/>
                 <w:szCs w:val="17"/>
               </w:rPr>
-              <w:t>replace</w:t>
-            </w:r>
-            <w:proofErr w:type="spellEnd"/>
-            <w:r>
-              <w:rPr>
-                <w:rFonts w:ascii="思源黑体 CN Normal" w:eastAsia="思源黑体 CN Normal" w:hAnsi="思源黑体 CN Normal"/>
-                <w:sz w:val="17"/>
-                <w:szCs w:val="17"/>
-              </w:rPr>
-              <w:t>(“.00”,””)</w:t>
+              <w:t>replace(“.00”,””)</w:t>
             </w:r>
             <w:r>
               <w:rPr>
@@ -9465,30 +8244,7 @@
                 <w:szCs w:val="17"/>
                 <w:lang w:bidi="ar"/>
               </w:rPr>
-              <w:t>{{</w:t>
-            </w:r>
-            <w:proofErr w:type="spellStart"/>
-            <w:proofErr w:type="gramStart"/>
-            <w:r>
-              <w:rPr>
-                <w:rFonts w:ascii="思源黑体 CN Normal" w:eastAsia="思源黑体 CN Normal" w:hAnsi="思源黑体 CN Normal" w:cs="思源黑体 CN Light"/>
-                <w:kern w:val="0"/>
-                <w:sz w:val="17"/>
-                <w:szCs w:val="17"/>
-                <w:lang w:bidi="ar"/>
-              </w:rPr>
-              <w:t>qc.control</w:t>
-            </w:r>
-            <w:proofErr w:type="gramEnd"/>
-            <w:r>
-              <w:rPr>
-                <w:rFonts w:ascii="思源黑体 CN Normal" w:eastAsia="思源黑体 CN Normal" w:hAnsi="思源黑体 CN Normal" w:cs="思源黑体 CN Light"/>
-                <w:kern w:val="0"/>
-                <w:sz w:val="17"/>
-                <w:szCs w:val="17"/>
-                <w:lang w:bidi="ar"/>
-              </w:rPr>
-              <w:t>_data_qc.depth_min</w:t>
+              <w:t>{{qc.control_data_qc.depth_min</w:t>
             </w:r>
             <w:r>
               <w:rPr>
@@ -9504,16 +8260,7 @@
                 <w:sz w:val="17"/>
                 <w:szCs w:val="17"/>
               </w:rPr>
-              <w:t>replace</w:t>
-            </w:r>
-            <w:proofErr w:type="spellEnd"/>
-            <w:r>
-              <w:rPr>
-                <w:rFonts w:ascii="思源黑体 CN Normal" w:eastAsia="思源黑体 CN Normal" w:hAnsi="思源黑体 CN Normal"/>
-                <w:sz w:val="17"/>
-                <w:szCs w:val="17"/>
-              </w:rPr>
-              <w:t>(“.00”,””)</w:t>
+              <w:t>replace(“.00”,””)</w:t>
             </w:r>
             <w:r>
               <w:rPr>
@@ -9698,59 +8445,23 @@
                 <w:sz w:val="17"/>
                 <w:szCs w:val="17"/>
               </w:rPr>
-              <w:t>{{</w:t>
-            </w:r>
-            <w:proofErr w:type="spellStart"/>
+              <w:t>{{qc.dna_data_qc.depth_ssbc</w:t>
+            </w:r>
+            <w:r>
+              <w:rPr>
+                <w:rFonts w:ascii="思源黑体 CN Normal" w:eastAsia="思源黑体 CN Normal" w:hAnsi="思源黑体 CN Normal" w:hint="eastAsia"/>
+                <w:sz w:val="17"/>
+                <w:szCs w:val="17"/>
+              </w:rPr>
+              <w:t>|</w:t>
+            </w:r>
             <w:r>
               <w:rPr>
                 <w:rFonts w:ascii="思源黑体 CN Normal" w:eastAsia="思源黑体 CN Normal" w:hAnsi="思源黑体 CN Normal"/>
                 <w:sz w:val="17"/>
                 <w:szCs w:val="17"/>
               </w:rPr>
-              <w:t>qc.dna_data_</w:t>
-            </w:r>
-            <w:proofErr w:type="gramStart"/>
-            <w:r>
-              <w:rPr>
-                <w:rFonts w:ascii="思源黑体 CN Normal" w:eastAsia="思源黑体 CN Normal" w:hAnsi="思源黑体 CN Normal"/>
-                <w:sz w:val="17"/>
-                <w:szCs w:val="17"/>
-              </w:rPr>
-              <w:t>qc.depth</w:t>
-            </w:r>
-            <w:proofErr w:type="gramEnd"/>
-            <w:r>
-              <w:rPr>
-                <w:rFonts w:ascii="思源黑体 CN Normal" w:eastAsia="思源黑体 CN Normal" w:hAnsi="思源黑体 CN Normal"/>
-                <w:sz w:val="17"/>
-                <w:szCs w:val="17"/>
-              </w:rPr>
-              <w:t>_ssbc</w:t>
-            </w:r>
-            <w:r>
-              <w:rPr>
-                <w:rFonts w:ascii="思源黑体 CN Normal" w:eastAsia="思源黑体 CN Normal" w:hAnsi="思源黑体 CN Normal" w:hint="eastAsia"/>
-                <w:sz w:val="17"/>
-                <w:szCs w:val="17"/>
-              </w:rPr>
-              <w:t>|</w:t>
-            </w:r>
-            <w:r>
-              <w:rPr>
-                <w:rFonts w:ascii="思源黑体 CN Normal" w:eastAsia="思源黑体 CN Normal" w:hAnsi="思源黑体 CN Normal"/>
-                <w:sz w:val="17"/>
-                <w:szCs w:val="17"/>
-              </w:rPr>
-              <w:t>replace</w:t>
-            </w:r>
-            <w:proofErr w:type="spellEnd"/>
-            <w:r>
-              <w:rPr>
-                <w:rFonts w:ascii="思源黑体 CN Normal" w:eastAsia="思源黑体 CN Normal" w:hAnsi="思源黑体 CN Normal"/>
-                <w:sz w:val="17"/>
-                <w:szCs w:val="17"/>
-              </w:rPr>
-              <w:t>(“.00”,””)}}</w:t>
+              <w:t>replace(“.00”,””)}}</w:t>
             </w:r>
           </w:p>
         </w:tc>
@@ -9943,27 +8654,7 @@
           <w:sz w:val="16"/>
           <w:szCs w:val="16"/>
         </w:rPr>
-        <w:t>仅送检样本类型包含石蜡</w:t>
-      </w:r>
-      <w:proofErr w:type="gramStart"/>
-      <w:r>
-        <w:rPr>
-          <w:rFonts w:ascii="思源黑体 CN Normal" w:eastAsia="思源黑体 CN Normal" w:hAnsi="思源黑体 CN Normal"/>
-          <w:color w:val="000000" w:themeColor="text1"/>
-          <w:sz w:val="16"/>
-          <w:szCs w:val="16"/>
-        </w:rPr>
-        <w:t>玻</w:t>
-      </w:r>
-      <w:proofErr w:type="gramEnd"/>
-      <w:r>
-        <w:rPr>
-          <w:rFonts w:ascii="思源黑体 CN Normal" w:eastAsia="思源黑体 CN Normal" w:hAnsi="思源黑体 CN Normal"/>
-          <w:color w:val="000000" w:themeColor="text1"/>
-          <w:sz w:val="16"/>
-          <w:szCs w:val="16"/>
-        </w:rPr>
-        <w:t>片时可进行此项评估；全血及对照样本不做此项评估</w:t>
+        <w:t>仅送检样本类型包含石蜡玻片时可进行此项评估；全血及对照样本不做此项评估</w:t>
       </w:r>
       <w:r>
         <w:rPr>
@@ -10124,27 +8815,7 @@
           <w:sz w:val="16"/>
           <w:szCs w:val="16"/>
         </w:rPr>
-        <w:t>覆盖度：检测到的区域</w:t>
-      </w:r>
-      <w:proofErr w:type="gramStart"/>
-      <w:r>
-        <w:rPr>
-          <w:rFonts w:ascii="思源黑体 CN Normal" w:eastAsia="思源黑体 CN Normal" w:hAnsi="思源黑体 CN Normal" w:hint="eastAsia"/>
-          <w:color w:val="000000" w:themeColor="text1"/>
-          <w:sz w:val="16"/>
-          <w:szCs w:val="16"/>
-        </w:rPr>
-        <w:t>占目标</w:t>
-      </w:r>
-      <w:proofErr w:type="gramEnd"/>
-      <w:r>
-        <w:rPr>
-          <w:rFonts w:ascii="思源黑体 CN Normal" w:eastAsia="思源黑体 CN Normal" w:hAnsi="思源黑体 CN Normal" w:hint="eastAsia"/>
-          <w:color w:val="000000" w:themeColor="text1"/>
-          <w:sz w:val="16"/>
-          <w:szCs w:val="16"/>
-        </w:rPr>
-        <w:t>区域的比例；</w:t>
+        <w:t>覆盖度：检测到的区域占目标区域的比例；</w:t>
       </w:r>
     </w:p>
     <w:p>
@@ -10169,27 +8840,7 @@
           <w:sz w:val="16"/>
           <w:szCs w:val="16"/>
         </w:rPr>
-        <w:t>均</w:t>
-      </w:r>
-      <w:proofErr w:type="gramStart"/>
-      <w:r>
-        <w:rPr>
-          <w:rFonts w:ascii="思源黑体 CN Normal" w:eastAsia="思源黑体 CN Normal" w:hAnsi="思源黑体 CN Normal" w:hint="eastAsia"/>
-          <w:color w:val="000000" w:themeColor="text1"/>
-          <w:sz w:val="16"/>
-          <w:szCs w:val="16"/>
-        </w:rPr>
-        <w:t>一</w:t>
-      </w:r>
-      <w:proofErr w:type="gramEnd"/>
-      <w:r>
-        <w:rPr>
-          <w:rFonts w:ascii="思源黑体 CN Normal" w:eastAsia="思源黑体 CN Normal" w:hAnsi="思源黑体 CN Normal" w:hint="eastAsia"/>
-          <w:color w:val="000000" w:themeColor="text1"/>
-          <w:sz w:val="16"/>
-          <w:szCs w:val="16"/>
-        </w:rPr>
-        <w:t>性：整体目标区域中，测序深度超过平均深度</w:t>
+        <w:t>均一性：整体目标区域中，测序深度超过平均深度</w:t>
       </w:r>
       <w:r>
         <w:rPr>
@@ -10268,7 +8919,7 @@
           <w:sz w:val="16"/>
           <w:szCs w:val="16"/>
         </w:rPr>
-        <w:t>：即为最低扩增子测序深度，本项目为扩增子测序，要求深度最低的扩增子的深度也要达到</w:t>
+        <w:t>：本项目为扩增子测序，要求深度最低的扩增子的深度也要达到</w:t>
       </w:r>
       <w:r>
         <w:rPr>
@@ -10356,27 +9007,7 @@
           <w:sz w:val="16"/>
           <w:szCs w:val="16"/>
         </w:rPr>
-        <w:t>/”，表示此质</w:t>
-      </w:r>
-      <w:proofErr w:type="gramStart"/>
-      <w:r>
-        <w:rPr>
-          <w:rFonts w:ascii="思源黑体 CN Normal" w:eastAsia="思源黑体 CN Normal" w:hAnsi="思源黑体 CN Normal"/>
-          <w:color w:val="000000" w:themeColor="text1"/>
-          <w:sz w:val="16"/>
-          <w:szCs w:val="16"/>
-        </w:rPr>
-        <w:t>控项并非</w:t>
-      </w:r>
-      <w:proofErr w:type="gramEnd"/>
-      <w:r>
-        <w:rPr>
-          <w:rFonts w:ascii="思源黑体 CN Normal" w:eastAsia="思源黑体 CN Normal" w:hAnsi="思源黑体 CN Normal"/>
-          <w:color w:val="000000" w:themeColor="text1"/>
-          <w:sz w:val="16"/>
-          <w:szCs w:val="16"/>
-        </w:rPr>
-        <w:t>本检测的必要质控项，结果仅供参考；</w:t>
+        <w:t>/”，表示此质控项并非本检测的必要质控项，结果仅供参考；</w:t>
       </w:r>
     </w:p>
     <w:p>
@@ -10388,7 +9019,7 @@
         </w:numPr>
         <w:ind w:firstLineChars="0"/>
         <w:rPr>
-          <w:rFonts w:ascii="思源黑体 CN Normal" w:eastAsia="思源黑体 CN Normal" w:hAnsi="思源黑体 CN Normal" w:hint="eastAsia"/>
+          <w:rFonts w:ascii="思源黑体 CN Normal" w:eastAsia="思源黑体 CN Normal" w:hAnsi="思源黑体 CN Normal"/>
           <w:color w:val="000000" w:themeColor="text1"/>
           <w:sz w:val="16"/>
           <w:szCs w:val="16"/>
@@ -10625,63 +9256,7 @@
           <w:highlight w:val="cyan"/>
         </w:rPr>
         <w:lastRenderedPageBreak/>
-        <w:t xml:space="preserve">{%p if </w:t>
-      </w:r>
-      <w:proofErr w:type="spellStart"/>
-      <w:r>
-        <w:rPr>
-          <w:rFonts w:ascii="思源黑体 CN Light" w:eastAsia="思源黑体 CN Light" w:hAnsi="思源黑体 CN Light"/>
-          <w:color w:val="595959" w:themeColor="text1" w:themeTint="A6"/>
-          <w:sz w:val="13"/>
-          <w:szCs w:val="13"/>
-          <w:highlight w:val="cyan"/>
-        </w:rPr>
-        <w:t>judge_brca_cnv</w:t>
-      </w:r>
-      <w:proofErr w:type="spellEnd"/>
-      <w:r>
-        <w:rPr>
-          <w:rFonts w:ascii="思源黑体 CN Light" w:eastAsia="思源黑体 CN Light" w:hAnsi="思源黑体 CN Light"/>
-          <w:color w:val="595959" w:themeColor="text1" w:themeTint="A6"/>
-          <w:sz w:val="13"/>
-          <w:szCs w:val="13"/>
-          <w:highlight w:val="cyan"/>
-        </w:rPr>
-        <w:t xml:space="preserve"> == “</w:t>
-      </w:r>
-      <w:proofErr w:type="spellStart"/>
-      <w:proofErr w:type="gramStart"/>
-      <w:r>
-        <w:rPr>
-          <w:rFonts w:ascii="思源黑体 CN Light" w:eastAsia="思源黑体 CN Light" w:hAnsi="思源黑体 CN Light"/>
-          <w:color w:val="595959" w:themeColor="text1" w:themeTint="A6"/>
-          <w:sz w:val="13"/>
-          <w:szCs w:val="13"/>
-          <w:highlight w:val="cyan"/>
-        </w:rPr>
-        <w:t>mlpa</w:t>
-      </w:r>
-      <w:proofErr w:type="spellEnd"/>
-      <w:r>
-        <w:rPr>
-          <w:rFonts w:ascii="思源黑体 CN Light" w:eastAsia="思源黑体 CN Light" w:hAnsi="思源黑体 CN Light"/>
-          <w:color w:val="595959" w:themeColor="text1" w:themeTint="A6"/>
-          <w:sz w:val="13"/>
-          <w:szCs w:val="13"/>
-          <w:highlight w:val="cyan"/>
-        </w:rPr>
-        <w:t>”%</w:t>
-      </w:r>
-      <w:proofErr w:type="gramEnd"/>
-      <w:r>
-        <w:rPr>
-          <w:rFonts w:ascii="思源黑体 CN Light" w:eastAsia="思源黑体 CN Light" w:hAnsi="思源黑体 CN Light"/>
-          <w:color w:val="595959" w:themeColor="text1" w:themeTint="A6"/>
-          <w:sz w:val="13"/>
-          <w:szCs w:val="13"/>
-          <w:highlight w:val="cyan"/>
-        </w:rPr>
-        <w:t>}</w:t>
+        <w:t>{%p if judge_brca_cnv == “mlpa”%}</w:t>
       </w:r>
     </w:p>
     <w:p>
@@ -10708,25 +9283,7 @@
           <w:sz w:val="16"/>
           <w:szCs w:val="16"/>
         </w:rPr>
-        <w:t>var_brca.snv_</w:t>
-      </w:r>
-      <w:proofErr w:type="gramStart"/>
-      <w:r>
-        <w:rPr>
-          <w:rFonts w:ascii="思源黑体 CN Normal" w:eastAsia="思源黑体 CN Normal" w:hAnsi="思源黑体 CN Normal"/>
-          <w:sz w:val="16"/>
-          <w:szCs w:val="16"/>
-        </w:rPr>
-        <w:t>m.B</w:t>
-      </w:r>
-      <w:proofErr w:type="gramEnd"/>
-      <w:r>
-        <w:rPr>
-          <w:rFonts w:ascii="思源黑体 CN Normal" w:eastAsia="思源黑体 CN Normal" w:hAnsi="思源黑体 CN Normal"/>
-          <w:sz w:val="16"/>
-          <w:szCs w:val="16"/>
-        </w:rPr>
-        <w:t>1_G_L5+ var_brca.snv_m.B2_G_L5 + var_brca.mlpa_v2.B1_mlpa_L5 + var_brca.mlpa_v2.B2_mlpa_L5 + var_brca.snv_m.B1_G_L4+ var_brca.snv_m.B2_G_L4+ var_brca.mlpa_v2.B1_mlpa_L4 + var_brca.mlpa_v2.B2_mlpa_L4</w:t>
+        <w:t>var_brca.snv_m.B1_G_L5+ var_brca.snv_m.B2_G_L5 + var_brca.mlpa_v2.B1_mlpa_L5 + var_brca.mlpa_v2.B2_mlpa_L5 + var_brca.snv_m.B1_G_L4+ var_brca.snv_m.B2_G_L4+ var_brca.mlpa_v2.B1_mlpa_L4 + var_brca.mlpa_v2.B2_mlpa_L4</w:t>
       </w:r>
       <w:r>
         <w:rPr>
@@ -11371,25 +9928,7 @@
           <w:sz w:val="16"/>
           <w:szCs w:val="16"/>
         </w:rPr>
-        <w:t>var_brca.snv_</w:t>
-      </w:r>
-      <w:proofErr w:type="gramStart"/>
-      <w:r>
-        <w:rPr>
-          <w:rFonts w:ascii="思源黑体 CN Normal" w:eastAsia="思源黑体 CN Normal" w:hAnsi="思源黑体 CN Normal"/>
-          <w:sz w:val="16"/>
-          <w:szCs w:val="16"/>
-        </w:rPr>
-        <w:t>m.B</w:t>
-      </w:r>
-      <w:proofErr w:type="gramEnd"/>
-      <w:r>
-        <w:rPr>
-          <w:rFonts w:ascii="思源黑体 CN Normal" w:eastAsia="思源黑体 CN Normal" w:hAnsi="思源黑体 CN Normal"/>
-          <w:sz w:val="16"/>
-          <w:szCs w:val="16"/>
-        </w:rPr>
-        <w:t>1_G_L5+ var_brca.snv_m.B2_G_L5 + var_brca.gcnv_v2.B1_gcnv_L5 + var_brca.gcnv_v2.B2_gcnv_L5 + var_brca.snv_m.B1_G_L4+ var_brca.snv_m.B2_G_L4+ var_brca.gcnv_v2.B1_gcnv_L4 + var_brca.gcnv_v2.B2_gcnv_L4</w:t>
+        <w:t>var_brca.snv_m.B1_G_L5+ var_brca.snv_m.B2_G_L5 + var_brca.gcnv_v2.B1_gcnv_L5 + var_brca.gcnv_v2.B2_gcnv_L5 + var_brca.snv_m.B1_G_L4+ var_brca.snv_m.B2_G_L4+ var_brca.gcnv_v2.B1_gcnv_L4 + var_brca.gcnv_v2.B2_gcnv_L4</w:t>
       </w:r>
       <w:r>
         <w:rPr>
@@ -12104,51 +10643,7 @@
           <w:szCs w:val="13"/>
           <w:highlight w:val="magenta"/>
         </w:rPr>
-        <w:t xml:space="preserve">{{r </w:t>
-      </w:r>
-      <w:proofErr w:type="spellStart"/>
-      <w:r>
-        <w:rPr>
-          <w:rFonts w:ascii="思源黑体 CN Light" w:eastAsia="思源黑体 CN Light" w:hAnsi="思源黑体 CN Light" w:hint="eastAsia"/>
-          <w:color w:val="595959" w:themeColor="text1" w:themeTint="A6"/>
-          <w:sz w:val="13"/>
-          <w:szCs w:val="13"/>
-          <w:highlight w:val="magenta"/>
-        </w:rPr>
-        <w:t>page_</w:t>
-      </w:r>
-      <w:proofErr w:type="gramStart"/>
-      <w:r>
-        <w:rPr>
-          <w:rFonts w:ascii="思源黑体 CN Light" w:eastAsia="思源黑体 CN Light" w:hAnsi="思源黑体 CN Light" w:hint="eastAsia"/>
-          <w:color w:val="595959" w:themeColor="text1" w:themeTint="A6"/>
-          <w:sz w:val="13"/>
-          <w:szCs w:val="13"/>
-          <w:highlight w:val="magenta"/>
-        </w:rPr>
-        <w:t>break</w:t>
-      </w:r>
-      <w:proofErr w:type="spellEnd"/>
-      <w:r>
-        <w:rPr>
-          <w:rFonts w:ascii="思源黑体 CN Light" w:eastAsia="思源黑体 CN Light" w:hAnsi="思源黑体 CN Light" w:hint="eastAsia"/>
-          <w:color w:val="595959" w:themeColor="text1" w:themeTint="A6"/>
-          <w:sz w:val="13"/>
-          <w:szCs w:val="13"/>
-          <w:highlight w:val="magenta"/>
-        </w:rPr>
-        <w:t xml:space="preserve"> }</w:t>
-      </w:r>
-      <w:proofErr w:type="gramEnd"/>
-      <w:r>
-        <w:rPr>
-          <w:rFonts w:ascii="思源黑体 CN Light" w:eastAsia="思源黑体 CN Light" w:hAnsi="思源黑体 CN Light" w:hint="eastAsia"/>
-          <w:color w:val="595959" w:themeColor="text1" w:themeTint="A6"/>
-          <w:sz w:val="13"/>
-          <w:szCs w:val="13"/>
-          <w:highlight w:val="magenta"/>
-        </w:rPr>
-        <w:t>}</w:t>
+        <w:t>{{r page_break }}</w:t>
       </w:r>
     </w:p>
     <w:p>
@@ -12168,63 +10663,7 @@
           <w:szCs w:val="13"/>
           <w:highlight w:val="cyan"/>
         </w:rPr>
-        <w:t xml:space="preserve">{%p if </w:t>
-      </w:r>
-      <w:proofErr w:type="spellStart"/>
-      <w:r>
-        <w:rPr>
-          <w:rFonts w:ascii="思源黑体 CN Light" w:eastAsia="思源黑体 CN Light" w:hAnsi="思源黑体 CN Light"/>
-          <w:color w:val="595959" w:themeColor="text1" w:themeTint="A6"/>
-          <w:sz w:val="13"/>
-          <w:szCs w:val="13"/>
-          <w:highlight w:val="cyan"/>
-        </w:rPr>
-        <w:t>judge_brca_cnv</w:t>
-      </w:r>
-      <w:proofErr w:type="spellEnd"/>
-      <w:r>
-        <w:rPr>
-          <w:rFonts w:ascii="思源黑体 CN Light" w:eastAsia="思源黑体 CN Light" w:hAnsi="思源黑体 CN Light"/>
-          <w:color w:val="595959" w:themeColor="text1" w:themeTint="A6"/>
-          <w:sz w:val="13"/>
-          <w:szCs w:val="13"/>
-          <w:highlight w:val="cyan"/>
-        </w:rPr>
-        <w:t xml:space="preserve"> == “</w:t>
-      </w:r>
-      <w:proofErr w:type="spellStart"/>
-      <w:proofErr w:type="gramStart"/>
-      <w:r>
-        <w:rPr>
-          <w:rFonts w:ascii="思源黑体 CN Light" w:eastAsia="思源黑体 CN Light" w:hAnsi="思源黑体 CN Light"/>
-          <w:color w:val="595959" w:themeColor="text1" w:themeTint="A6"/>
-          <w:sz w:val="13"/>
-          <w:szCs w:val="13"/>
-          <w:highlight w:val="cyan"/>
-        </w:rPr>
-        <w:t>mlpa</w:t>
-      </w:r>
-      <w:proofErr w:type="spellEnd"/>
-      <w:r>
-        <w:rPr>
-          <w:rFonts w:ascii="思源黑体 CN Light" w:eastAsia="思源黑体 CN Light" w:hAnsi="思源黑体 CN Light"/>
-          <w:color w:val="595959" w:themeColor="text1" w:themeTint="A6"/>
-          <w:sz w:val="13"/>
-          <w:szCs w:val="13"/>
-          <w:highlight w:val="cyan"/>
-        </w:rPr>
-        <w:t>”%</w:t>
-      </w:r>
-      <w:proofErr w:type="gramEnd"/>
-      <w:r>
-        <w:rPr>
-          <w:rFonts w:ascii="思源黑体 CN Light" w:eastAsia="思源黑体 CN Light" w:hAnsi="思源黑体 CN Light"/>
-          <w:color w:val="595959" w:themeColor="text1" w:themeTint="A6"/>
-          <w:sz w:val="13"/>
-          <w:szCs w:val="13"/>
-          <w:highlight w:val="cyan"/>
-        </w:rPr>
-        <w:t>}</w:t>
+        <w:t>{%p if judge_brca_cnv == “mlpa”%}</w:t>
       </w:r>
     </w:p>
     <w:p>
@@ -12251,25 +10690,7 @@
           <w:sz w:val="16"/>
           <w:szCs w:val="16"/>
         </w:rPr>
-        <w:t>var_brca.snv_</w:t>
-      </w:r>
-      <w:proofErr w:type="gramStart"/>
-      <w:r>
-        <w:rPr>
-          <w:rFonts w:ascii="思源黑体 CN Normal" w:eastAsia="思源黑体 CN Normal" w:hAnsi="思源黑体 CN Normal"/>
-          <w:sz w:val="16"/>
-          <w:szCs w:val="16"/>
-        </w:rPr>
-        <w:t>m.B</w:t>
-      </w:r>
-      <w:proofErr w:type="gramEnd"/>
-      <w:r>
-        <w:rPr>
-          <w:rFonts w:ascii="思源黑体 CN Normal" w:eastAsia="思源黑体 CN Normal" w:hAnsi="思源黑体 CN Normal"/>
-          <w:sz w:val="16"/>
-          <w:szCs w:val="16"/>
-        </w:rPr>
-        <w:t>1_G_L5+ var_brca.snv_m.B2_G_L5 + var_brca.mlpa_v2.B1_mlpa_L5 + var_brca.mlpa_v2.B2_mlpa_L5 + var_brca.snv_m.B1_G_L4+ var_brca.snv_m.B2_G_L4+ var_brca.mlpa_v2.B1_mlpa_L4 + var_brca.mlpa_v2.B2_mlpa_L4</w:t>
+        <w:t>var_brca.snv_m.B1_G_L5+ var_brca.snv_m.B2_G_L5 + var_brca.mlpa_v2.B1_mlpa_L5 + var_brca.mlpa_v2.B2_mlpa_L5 + var_brca.snv_m.B1_G_L4+ var_brca.snv_m.B2_G_L4+ var_brca.mlpa_v2.B1_mlpa_L4 + var_brca.mlpa_v2.B2_mlpa_L4</w:t>
       </w:r>
       <w:r>
         <w:rPr>
@@ -12914,25 +11335,7 @@
           <w:sz w:val="16"/>
           <w:szCs w:val="16"/>
         </w:rPr>
-        <w:t>var_brca.snv_</w:t>
-      </w:r>
-      <w:proofErr w:type="gramStart"/>
-      <w:r>
-        <w:rPr>
-          <w:rFonts w:ascii="思源黑体 CN Normal" w:eastAsia="思源黑体 CN Normal" w:hAnsi="思源黑体 CN Normal"/>
-          <w:sz w:val="16"/>
-          <w:szCs w:val="16"/>
-        </w:rPr>
-        <w:t>m.B</w:t>
-      </w:r>
-      <w:proofErr w:type="gramEnd"/>
-      <w:r>
-        <w:rPr>
-          <w:rFonts w:ascii="思源黑体 CN Normal" w:eastAsia="思源黑体 CN Normal" w:hAnsi="思源黑体 CN Normal"/>
-          <w:sz w:val="16"/>
-          <w:szCs w:val="16"/>
-        </w:rPr>
-        <w:t>1_G_L5+ var_brca.snv_m.B2_G_L5 + var_brca.gcnv_v2.B1_gcnv_L5 + var_brca.gcnv_v2.B2_gcnv_L5 + var_brca.snv_m.B1_G_L4+ var_brca.snv_m.B2_G_L4+ var_brca.gcnv_v2.B1_gcnv_L4 + var_brca.gcnv_v2.B2_gcnv_L4</w:t>
+        <w:t>var_brca.snv_m.B1_G_L5+ var_brca.snv_m.B2_G_L5 + var_brca.gcnv_v2.B1_gcnv_L5 + var_brca.gcnv_v2.B2_gcnv_L5 + var_brca.snv_m.B1_G_L4+ var_brca.snv_m.B2_G_L4+ var_brca.gcnv_v2.B1_gcnv_L4 + var_brca.gcnv_v2.B2_gcnv_L4</w:t>
       </w:r>
       <w:r>
         <w:rPr>
@@ -13745,25 +12148,7 @@
           <w:sz w:val="16"/>
           <w:szCs w:val="16"/>
         </w:rPr>
-        <w:t xml:space="preserve">NCCN Clinical Practice Guidelines in Oncology-Genetic/Familial High-Risk Assessment: Breast, Ovarian, and Pancreatic. (version </w:t>
-      </w:r>
-      <w:proofErr w:type="gramStart"/>
-      <w:r>
-        <w:rPr>
-          <w:rFonts w:ascii="思源黑体 CN Normal" w:eastAsia="思源黑体 CN Normal" w:hAnsi="思源黑体 CN Normal"/>
-          <w:sz w:val="16"/>
-          <w:szCs w:val="16"/>
-        </w:rPr>
-        <w:t>2.2024)[</w:t>
-      </w:r>
-      <w:proofErr w:type="gramEnd"/>
-      <w:r>
-        <w:rPr>
-          <w:rFonts w:ascii="思源黑体 CN Normal" w:eastAsia="思源黑体 CN Normal" w:hAnsi="思源黑体 CN Normal"/>
-          <w:sz w:val="16"/>
-          <w:szCs w:val="16"/>
-        </w:rPr>
-        <w:t>EB/OL]. http://www.nccn.org</w:t>
+        <w:t>NCCN Clinical Practice Guidelines in Oncology-Genetic/Familial High-Risk Assessment: Breast, Ovarian, and Pancreatic. (version 2.2024)[EB/OL]. http://www.nccn.org</w:t>
       </w:r>
     </w:p>
     <w:p>
@@ -13786,25 +12171,7 @@
           <w:sz w:val="16"/>
           <w:szCs w:val="16"/>
         </w:rPr>
-        <w:t xml:space="preserve">NCCN Clinical Practice Guidelines in Oncology-Breast Cancer Risk Reduction. (version </w:t>
-      </w:r>
-      <w:proofErr w:type="gramStart"/>
-      <w:r>
-        <w:rPr>
-          <w:rFonts w:ascii="思源黑体 CN Normal" w:eastAsia="思源黑体 CN Normal" w:hAnsi="思源黑体 CN Normal"/>
-          <w:sz w:val="16"/>
-          <w:szCs w:val="16"/>
-        </w:rPr>
-        <w:t>1.2024)[</w:t>
-      </w:r>
-      <w:proofErr w:type="gramEnd"/>
-      <w:r>
-        <w:rPr>
-          <w:rFonts w:ascii="思源黑体 CN Normal" w:eastAsia="思源黑体 CN Normal" w:hAnsi="思源黑体 CN Normal"/>
-          <w:sz w:val="16"/>
-          <w:szCs w:val="16"/>
-        </w:rPr>
-        <w:t>EB/OL]. http://www.nccn.org</w:t>
+        <w:t>NCCN Clinical Practice Guidelines in Oncology-Breast Cancer Risk Reduction. (version 1.2024)[EB/OL]. http://www.nccn.org</w:t>
       </w:r>
     </w:p>
     <w:p>
@@ -13827,25 +12194,7 @@
           <w:sz w:val="16"/>
           <w:szCs w:val="16"/>
         </w:rPr>
-        <w:t xml:space="preserve">NCCN Clinical Practice Guidelines in Oncology-Ovarian Cancer Including Fallopian Tube Cancer and Primary Peritoneal Cancer. (version </w:t>
-      </w:r>
-      <w:proofErr w:type="gramStart"/>
-      <w:r>
-        <w:rPr>
-          <w:rFonts w:ascii="思源黑体 CN Normal" w:eastAsia="思源黑体 CN Normal" w:hAnsi="思源黑体 CN Normal"/>
-          <w:sz w:val="16"/>
-          <w:szCs w:val="16"/>
-        </w:rPr>
-        <w:t>2.2023)[</w:t>
-      </w:r>
-      <w:proofErr w:type="gramEnd"/>
-      <w:r>
-        <w:rPr>
-          <w:rFonts w:ascii="思源黑体 CN Normal" w:eastAsia="思源黑体 CN Normal" w:hAnsi="思源黑体 CN Normal"/>
-          <w:sz w:val="16"/>
-          <w:szCs w:val="16"/>
-        </w:rPr>
-        <w:t>EB/OL]. http://www.nccn.org</w:t>
+        <w:t>NCCN Clinical Practice Guidelines in Oncology-Ovarian Cancer Including Fallopian Tube Cancer and Primary Peritoneal Cancer. (version 2.2023)[EB/OL]. http://www.nccn.org</w:t>
       </w:r>
     </w:p>
     <w:p>
@@ -13868,25 +12217,7 @@
           <w:sz w:val="16"/>
           <w:szCs w:val="16"/>
         </w:rPr>
-        <w:t xml:space="preserve">NCCN Clinical Practice Guidelines in Oncology-Breast Cancer. (version </w:t>
-      </w:r>
-      <w:proofErr w:type="gramStart"/>
-      <w:r>
-        <w:rPr>
-          <w:rFonts w:ascii="思源黑体 CN Normal" w:eastAsia="思源黑体 CN Normal" w:hAnsi="思源黑体 CN Normal"/>
-          <w:sz w:val="16"/>
-          <w:szCs w:val="16"/>
-        </w:rPr>
-        <w:t>4.2023)[</w:t>
-      </w:r>
-      <w:proofErr w:type="gramEnd"/>
-      <w:r>
-        <w:rPr>
-          <w:rFonts w:ascii="思源黑体 CN Normal" w:eastAsia="思源黑体 CN Normal" w:hAnsi="思源黑体 CN Normal"/>
-          <w:sz w:val="16"/>
-          <w:szCs w:val="16"/>
-        </w:rPr>
-        <w:t>EB/OL]. http://www.nccn.org</w:t>
+        <w:t>NCCN Clinical Practice Guidelines in Oncology-Breast Cancer. (version 4.2023)[EB/OL]. http://www.nccn.org</w:t>
       </w:r>
     </w:p>
     <w:p>
@@ -13909,25 +12240,7 @@
           <w:sz w:val="16"/>
           <w:szCs w:val="16"/>
         </w:rPr>
-        <w:t xml:space="preserve">NCCN Clinical Practice Guidelines in Oncology-Prostate Cancer. (version </w:t>
-      </w:r>
-      <w:proofErr w:type="gramStart"/>
-      <w:r>
-        <w:rPr>
-          <w:rFonts w:ascii="思源黑体 CN Normal" w:eastAsia="思源黑体 CN Normal" w:hAnsi="思源黑体 CN Normal"/>
-          <w:sz w:val="16"/>
-          <w:szCs w:val="16"/>
-        </w:rPr>
-        <w:t>4.2023)[</w:t>
-      </w:r>
-      <w:proofErr w:type="gramEnd"/>
-      <w:r>
-        <w:rPr>
-          <w:rFonts w:ascii="思源黑体 CN Normal" w:eastAsia="思源黑体 CN Normal" w:hAnsi="思源黑体 CN Normal"/>
-          <w:sz w:val="16"/>
-          <w:szCs w:val="16"/>
-        </w:rPr>
-        <w:t>EB/OL]. http://www.nccn.org</w:t>
+        <w:t>NCCN Clinical Practice Guidelines in Oncology-Prostate Cancer. (version 4.2023)[EB/OL]. http://www.nccn.org</w:t>
       </w:r>
     </w:p>
     <w:p>
@@ -13950,25 +12263,7 @@
           <w:sz w:val="16"/>
           <w:szCs w:val="16"/>
         </w:rPr>
-        <w:t xml:space="preserve">NCCN Clinical Practice Guidelines in Oncology-Pancreatic Adenocarcinoma. (version </w:t>
-      </w:r>
-      <w:proofErr w:type="gramStart"/>
-      <w:r>
-        <w:rPr>
-          <w:rFonts w:ascii="思源黑体 CN Normal" w:eastAsia="思源黑体 CN Normal" w:hAnsi="思源黑体 CN Normal"/>
-          <w:sz w:val="16"/>
-          <w:szCs w:val="16"/>
-        </w:rPr>
-        <w:t>2.2023)[</w:t>
-      </w:r>
-      <w:proofErr w:type="gramEnd"/>
-      <w:r>
-        <w:rPr>
-          <w:rFonts w:ascii="思源黑体 CN Normal" w:eastAsia="思源黑体 CN Normal" w:hAnsi="思源黑体 CN Normal"/>
-          <w:sz w:val="16"/>
-          <w:szCs w:val="16"/>
-        </w:rPr>
-        <w:t>EB/OL]. http://www.nccn.org</w:t>
+        <w:t>NCCN Clinical Practice Guidelines in Oncology-Pancreatic Adenocarcinoma. (version 2.2023)[EB/OL]. http://www.nccn.org</w:t>
       </w:r>
     </w:p>
     <w:p>
@@ -14022,241 +12317,7 @@
           <w:sz w:val="16"/>
           <w:szCs w:val="16"/>
         </w:rPr>
-        <w:t xml:space="preserve">, 沈亦平, 邬玲仟, 陈少科, 陈子江, 方向东, </w:t>
-      </w:r>
-      <w:proofErr w:type="gramStart"/>
-      <w:r>
-        <w:rPr>
-          <w:rFonts w:ascii="思源黑体 CN Normal" w:eastAsia="思源黑体 CN Normal" w:hAnsi="思源黑体 CN Normal"/>
-          <w:sz w:val="16"/>
-          <w:szCs w:val="16"/>
-        </w:rPr>
-        <w:t>傅松滨</w:t>
-      </w:r>
-      <w:proofErr w:type="gramEnd"/>
-      <w:r>
-        <w:rPr>
-          <w:rFonts w:ascii="思源黑体 CN Normal" w:eastAsia="思源黑体 CN Normal" w:hAnsi="思源黑体 CN Normal"/>
-          <w:sz w:val="16"/>
-          <w:szCs w:val="16"/>
-        </w:rPr>
-        <w:t xml:space="preserve">, 龚瑶琴, 黄国英, </w:t>
-      </w:r>
-      <w:proofErr w:type="gramStart"/>
-      <w:r>
-        <w:rPr>
-          <w:rFonts w:ascii="思源黑体 CN Normal" w:eastAsia="思源黑体 CN Normal" w:hAnsi="思源黑体 CN Normal"/>
-          <w:sz w:val="16"/>
-          <w:szCs w:val="16"/>
-        </w:rPr>
-        <w:t>黄国宁</w:t>
-      </w:r>
-      <w:proofErr w:type="gramEnd"/>
-      <w:r>
-        <w:rPr>
-          <w:rFonts w:ascii="思源黑体 CN Normal" w:eastAsia="思源黑体 CN Normal" w:hAnsi="思源黑体 CN Normal"/>
-          <w:sz w:val="16"/>
-          <w:szCs w:val="16"/>
-        </w:rPr>
-        <w:t xml:space="preserve">, </w:t>
-      </w:r>
-      <w:proofErr w:type="gramStart"/>
-      <w:r>
-        <w:rPr>
-          <w:rFonts w:ascii="思源黑体 CN Normal" w:eastAsia="思源黑体 CN Normal" w:hAnsi="思源黑体 CN Normal"/>
-          <w:sz w:val="16"/>
-          <w:szCs w:val="16"/>
-        </w:rPr>
-        <w:t>黄荷凤</w:t>
-      </w:r>
-      <w:proofErr w:type="gramEnd"/>
-      <w:r>
-        <w:rPr>
-          <w:rFonts w:ascii="思源黑体 CN Normal" w:eastAsia="思源黑体 CN Normal" w:hAnsi="思源黑体 CN Normal"/>
-          <w:sz w:val="16"/>
-          <w:szCs w:val="16"/>
-        </w:rPr>
-        <w:t xml:space="preserve">, 黄山, 郝晓柯 12, 冀小平, 李红, 梁波, 廖灿, </w:t>
-      </w:r>
-      <w:proofErr w:type="gramStart"/>
-      <w:r>
-        <w:rPr>
-          <w:rFonts w:ascii="思源黑体 CN Normal" w:eastAsia="思源黑体 CN Normal" w:hAnsi="思源黑体 CN Normal"/>
-          <w:sz w:val="16"/>
-          <w:szCs w:val="16"/>
-        </w:rPr>
-        <w:t>乔杰</w:t>
-      </w:r>
-      <w:proofErr w:type="gramEnd"/>
-      <w:r>
-        <w:rPr>
-          <w:rFonts w:ascii="思源黑体 CN Normal" w:eastAsia="思源黑体 CN Normal" w:hAnsi="思源黑体 CN Normal"/>
-          <w:sz w:val="16"/>
-          <w:szCs w:val="16"/>
-        </w:rPr>
-        <w:t xml:space="preserve">, </w:t>
-      </w:r>
-      <w:proofErr w:type="gramStart"/>
-      <w:r>
-        <w:rPr>
-          <w:rFonts w:ascii="思源黑体 CN Normal" w:eastAsia="思源黑体 CN Normal" w:hAnsi="思源黑体 CN Normal"/>
-          <w:sz w:val="16"/>
-          <w:szCs w:val="16"/>
-        </w:rPr>
-        <w:t>苏海翔</w:t>
-      </w:r>
-      <w:proofErr w:type="gramEnd"/>
-      <w:r>
-        <w:rPr>
-          <w:rFonts w:ascii="思源黑体 CN Normal" w:eastAsia="思源黑体 CN Normal" w:hAnsi="思源黑体 CN Normal"/>
-          <w:sz w:val="16"/>
-          <w:szCs w:val="16"/>
-        </w:rPr>
-        <w:t>, 魏军, 王磊, 王树玉, 王晓红, 邢清和, 徐湘民, 袁慧军, 杨正林, 周从容, 周文</w:t>
-      </w:r>
-      <w:proofErr w:type="gramStart"/>
-      <w:r>
-        <w:rPr>
-          <w:rFonts w:ascii="思源黑体 CN Normal" w:eastAsia="思源黑体 CN Normal" w:hAnsi="思源黑体 CN Normal"/>
-          <w:sz w:val="16"/>
-          <w:szCs w:val="16"/>
-        </w:rPr>
-        <w:t>浩</w:t>
-      </w:r>
-      <w:proofErr w:type="gramEnd"/>
-      <w:r>
-        <w:rPr>
-          <w:rFonts w:ascii="思源黑体 CN Normal" w:eastAsia="思源黑体 CN Normal" w:hAnsi="思源黑体 CN Normal"/>
-          <w:sz w:val="16"/>
-          <w:szCs w:val="16"/>
-        </w:rPr>
-        <w:t xml:space="preserve">, 曾勇, 张学军, </w:t>
-      </w:r>
-      <w:proofErr w:type="gramStart"/>
-      <w:r>
-        <w:rPr>
-          <w:rFonts w:ascii="思源黑体 CN Normal" w:eastAsia="思源黑体 CN Normal" w:hAnsi="思源黑体 CN Normal"/>
-          <w:sz w:val="16"/>
-          <w:szCs w:val="16"/>
-        </w:rPr>
-        <w:t>黄涛生</w:t>
-      </w:r>
-      <w:proofErr w:type="gramEnd"/>
-      <w:r>
-        <w:rPr>
-          <w:rFonts w:ascii="思源黑体 CN Normal" w:eastAsia="思源黑体 CN Normal" w:hAnsi="思源黑体 CN Normal"/>
-          <w:sz w:val="16"/>
-          <w:szCs w:val="16"/>
-        </w:rPr>
-        <w:t xml:space="preserve">, 郑茜, </w:t>
-      </w:r>
-      <w:proofErr w:type="gramStart"/>
-      <w:r>
-        <w:rPr>
-          <w:rFonts w:ascii="思源黑体 CN Normal" w:eastAsia="思源黑体 CN Normal" w:hAnsi="思源黑体 CN Normal"/>
-          <w:sz w:val="16"/>
-          <w:szCs w:val="16"/>
-        </w:rPr>
-        <w:t>秦胜营</w:t>
-      </w:r>
-      <w:proofErr w:type="gramEnd"/>
-      <w:r>
-        <w:rPr>
-          <w:rFonts w:ascii="思源黑体 CN Normal" w:eastAsia="思源黑体 CN Normal" w:hAnsi="思源黑体 CN Normal"/>
-          <w:sz w:val="16"/>
-          <w:szCs w:val="16"/>
-        </w:rPr>
-        <w:t>, 于</w:t>
-      </w:r>
-      <w:proofErr w:type="gramStart"/>
-      <w:r>
-        <w:rPr>
-          <w:rFonts w:ascii="思源黑体 CN Normal" w:eastAsia="思源黑体 CN Normal" w:hAnsi="思源黑体 CN Normal"/>
-          <w:sz w:val="16"/>
-          <w:szCs w:val="16"/>
-        </w:rPr>
-        <w:t>世</w:t>
-      </w:r>
-      <w:proofErr w:type="gramEnd"/>
-      <w:r>
-        <w:rPr>
-          <w:rFonts w:ascii="思源黑体 CN Normal" w:eastAsia="思源黑体 CN Normal" w:hAnsi="思源黑体 CN Normal"/>
-          <w:sz w:val="16"/>
-          <w:szCs w:val="16"/>
-        </w:rPr>
-        <w:t xml:space="preserve">辉, 关静, 王洪阳, 王大勇, 赵立东, 王慧君, </w:t>
-      </w:r>
-      <w:proofErr w:type="gramStart"/>
-      <w:r>
-        <w:rPr>
-          <w:rFonts w:ascii="思源黑体 CN Normal" w:eastAsia="思源黑体 CN Normal" w:hAnsi="思源黑体 CN Normal"/>
-          <w:sz w:val="16"/>
-          <w:szCs w:val="16"/>
-        </w:rPr>
-        <w:t>孔令印</w:t>
-      </w:r>
-      <w:proofErr w:type="gramEnd"/>
-      <w:r>
-        <w:rPr>
-          <w:rFonts w:ascii="思源黑体 CN Normal" w:eastAsia="思源黑体 CN Normal" w:hAnsi="思源黑体 CN Normal"/>
-          <w:sz w:val="16"/>
-          <w:szCs w:val="16"/>
-        </w:rPr>
-        <w:t xml:space="preserve">, 宣黎明, </w:t>
-      </w:r>
-      <w:proofErr w:type="gramStart"/>
-      <w:r>
-        <w:rPr>
-          <w:rFonts w:ascii="思源黑体 CN Normal" w:eastAsia="思源黑体 CN Normal" w:hAnsi="思源黑体 CN Normal"/>
-          <w:sz w:val="16"/>
-          <w:szCs w:val="16"/>
-        </w:rPr>
-        <w:t>冒燕</w:t>
-      </w:r>
-      <w:proofErr w:type="gramEnd"/>
-      <w:r>
-        <w:rPr>
-          <w:rFonts w:ascii="思源黑体 CN Normal" w:eastAsia="思源黑体 CN Normal" w:hAnsi="思源黑体 CN Normal"/>
-          <w:sz w:val="16"/>
-          <w:szCs w:val="16"/>
-        </w:rPr>
-        <w:t xml:space="preserve">, 祝轶君, </w:t>
-      </w:r>
-      <w:proofErr w:type="gramStart"/>
-      <w:r>
-        <w:rPr>
-          <w:rFonts w:ascii="思源黑体 CN Normal" w:eastAsia="思源黑体 CN Normal" w:hAnsi="思源黑体 CN Normal"/>
-          <w:sz w:val="16"/>
-          <w:szCs w:val="16"/>
-        </w:rPr>
-        <w:t>徐君玲</w:t>
-      </w:r>
-      <w:proofErr w:type="gramEnd"/>
-      <w:r>
-        <w:rPr>
-          <w:rFonts w:ascii="思源黑体 CN Normal" w:eastAsia="思源黑体 CN Normal" w:hAnsi="思源黑体 CN Normal"/>
-          <w:sz w:val="16"/>
-          <w:szCs w:val="16"/>
-        </w:rPr>
-        <w:t>, 王剑青, 王莉, 赵婷, 秦</w:t>
-      </w:r>
-      <w:proofErr w:type="gramStart"/>
-      <w:r>
-        <w:rPr>
-          <w:rFonts w:ascii="思源黑体 CN Normal" w:eastAsia="思源黑体 CN Normal" w:hAnsi="思源黑体 CN Normal"/>
-          <w:sz w:val="16"/>
-          <w:szCs w:val="16"/>
-        </w:rPr>
-        <w:t>一</w:t>
-      </w:r>
-      <w:proofErr w:type="gramEnd"/>
-      <w:r>
-        <w:rPr>
-          <w:rFonts w:ascii="思源黑体 CN Normal" w:eastAsia="思源黑体 CN Normal" w:hAnsi="思源黑体 CN Normal"/>
-          <w:sz w:val="16"/>
-          <w:szCs w:val="16"/>
-        </w:rPr>
-        <w:t>丁, 夏滢颖, 樊丽霞, 赵丁丁, 邱浩, 贺林.  遗传变异分类标准与指南[J]. 中国科学：生命科学, 2017, 47(6): 668-688.</w:t>
+        <w:t>, 沈亦平, 邬玲仟, 陈少科, 陈子江, 方向东, 傅松滨, 龚瑶琴, 黄国英, 黄国宁, 黄荷凤, 黄山, 郝晓柯 12, 冀小平, 李红, 梁波, 廖灿, 乔杰, 苏海翔, 魏军, 王磊, 王树玉, 王晓红, 邢清和, 徐湘民, 袁慧军, 杨正林, 周从容, 周文浩, 曾勇, 张学军, 黄涛生, 郑茜, 秦胜营, 于世辉, 关静, 王洪阳, 王大勇, 赵立东, 王慧君, 孔令印, 宣黎明, 冒燕, 祝轶君, 徐君玲, 王剑青, 王莉, 赵婷, 秦一丁, 夏滢颖, 樊丽霞, 赵丁丁, 邱浩, 贺林.  遗传变异分类标准与指南[J]. 中国科学：生命科学, 2017, 47(6): 668-688.</w:t>
       </w:r>
     </w:p>
     <w:p>
@@ -14279,25 +12340,7 @@
           <w:sz w:val="16"/>
           <w:szCs w:val="16"/>
         </w:rPr>
-        <w:t xml:space="preserve">Li MM, Datto M, </w:t>
-      </w:r>
-      <w:proofErr w:type="spellStart"/>
-      <w:r>
-        <w:rPr>
-          <w:rFonts w:ascii="思源黑体 CN Normal" w:eastAsia="思源黑体 CN Normal" w:hAnsi="思源黑体 CN Normal"/>
-          <w:sz w:val="16"/>
-          <w:szCs w:val="16"/>
-        </w:rPr>
-        <w:t>Duncavage</w:t>
-      </w:r>
-      <w:proofErr w:type="spellEnd"/>
-      <w:r>
-        <w:rPr>
-          <w:rFonts w:ascii="思源黑体 CN Normal" w:eastAsia="思源黑体 CN Normal" w:hAnsi="思源黑体 CN Normal"/>
-          <w:sz w:val="16"/>
-          <w:szCs w:val="16"/>
-        </w:rPr>
-        <w:t xml:space="preserve"> EJ, Kulkarni S, et al. (2017) Standards and Guidelines for the Interpretation and Reporting of Sequence Variants in Cancer: A Joint Consensus Recommendation of the Association for Molecular Pathology American Society of Clinical Oncology, and College of American Pathologists. J Mol Diagn. Jan;19(1):4-23. [PMID: 27993330]</w:t>
+        <w:t>Li MM, Datto M, Duncavage EJ, Kulkarni S, et al. (2017) Standards and Guidelines for the Interpretation and Reporting of Sequence Variants in Cancer: A Joint Consensus Recommendation of the Association for Molecular Pathology American Society of Clinical Oncology, and College of American Pathologists. J Mol Diagn. Jan;19(1):4-23. [PMID: 27993330]</w:t>
       </w:r>
     </w:p>
     <w:p>
@@ -14353,58 +12396,7 @@
           <w:szCs w:val="16"/>
           <w:highlight w:val="cyan"/>
         </w:rPr>
-        <w:t xml:space="preserve">{%p if </w:t>
-      </w:r>
-      <w:proofErr w:type="spellStart"/>
-      <w:r>
-        <w:rPr>
-          <w:rFonts w:ascii="思源黑体 CN Normal" w:eastAsia="思源黑体 CN Normal" w:hAnsi="思源黑体 CN Normal"/>
-          <w:sz w:val="16"/>
-          <w:szCs w:val="16"/>
-          <w:highlight w:val="cyan"/>
-        </w:rPr>
-        <w:t>judge_brca_cnv</w:t>
-      </w:r>
-      <w:proofErr w:type="spellEnd"/>
-      <w:r>
-        <w:rPr>
-          <w:rFonts w:ascii="思源黑体 CN Normal" w:eastAsia="思源黑体 CN Normal" w:hAnsi="思源黑体 CN Normal"/>
-          <w:sz w:val="16"/>
-          <w:szCs w:val="16"/>
-          <w:highlight w:val="cyan"/>
-        </w:rPr>
-        <w:t xml:space="preserve"> == “</w:t>
-      </w:r>
-      <w:proofErr w:type="spellStart"/>
-      <w:proofErr w:type="gramStart"/>
-      <w:r>
-        <w:rPr>
-          <w:rFonts w:ascii="思源黑体 CN Normal" w:eastAsia="思源黑体 CN Normal" w:hAnsi="思源黑体 CN Normal"/>
-          <w:sz w:val="16"/>
-          <w:szCs w:val="16"/>
-          <w:highlight w:val="cyan"/>
-        </w:rPr>
-        <w:t>mlpa</w:t>
-      </w:r>
-      <w:proofErr w:type="spellEnd"/>
-      <w:r>
-        <w:rPr>
-          <w:rFonts w:ascii="思源黑体 CN Normal" w:eastAsia="思源黑体 CN Normal" w:hAnsi="思源黑体 CN Normal"/>
-          <w:sz w:val="16"/>
-          <w:szCs w:val="16"/>
-          <w:highlight w:val="cyan"/>
-        </w:rPr>
-        <w:t>”%</w:t>
-      </w:r>
-      <w:proofErr w:type="gramEnd"/>
-      <w:r>
-        <w:rPr>
-          <w:rFonts w:ascii="思源黑体 CN Normal" w:eastAsia="思源黑体 CN Normal" w:hAnsi="思源黑体 CN Normal"/>
-          <w:sz w:val="16"/>
-          <w:szCs w:val="16"/>
-          <w:highlight w:val="cyan"/>
-        </w:rPr>
-        <w:t>}</w:t>
+        <w:t>{%p if judge_brca_cnv == “mlpa”%}</w:t>
       </w:r>
     </w:p>
     <w:p>
@@ -14427,43 +12419,7 @@
           <w:sz w:val="16"/>
           <w:szCs w:val="16"/>
         </w:rPr>
-        <w:t xml:space="preserve">{%p for a </w:t>
-      </w:r>
-      <w:proofErr w:type="spellStart"/>
-      <w:r>
-        <w:rPr>
-          <w:rFonts w:ascii="思源黑体 CN Normal" w:eastAsia="思源黑体 CN Normal" w:hAnsi="思源黑体 CN Normal"/>
-          <w:sz w:val="16"/>
-          <w:szCs w:val="16"/>
-        </w:rPr>
-        <w:t>in</w:t>
-      </w:r>
-      <w:proofErr w:type="spellEnd"/>
-      <w:r>
-        <w:rPr>
-          <w:rFonts w:ascii="思源黑体 CN Normal" w:eastAsia="思源黑体 CN Normal" w:hAnsi="思源黑体 CN Normal"/>
-          <w:sz w:val="16"/>
-          <w:szCs w:val="16"/>
-        </w:rPr>
-        <w:t xml:space="preserve"> (var_brca.refer.snv_var+var_brca.refer.snv_gene+var_brca.refer.snv_evi + var_</w:t>
-      </w:r>
-      <w:proofErr w:type="gramStart"/>
-      <w:r>
-        <w:rPr>
-          <w:rFonts w:ascii="思源黑体 CN Normal" w:eastAsia="思源黑体 CN Normal" w:hAnsi="思源黑体 CN Normal"/>
-          <w:sz w:val="16"/>
-          <w:szCs w:val="16"/>
-        </w:rPr>
-        <w:t>brca.refer</w:t>
-      </w:r>
-      <w:proofErr w:type="gramEnd"/>
-      <w:r>
-        <w:rPr>
-          <w:rFonts w:ascii="思源黑体 CN Normal" w:eastAsia="思源黑体 CN Normal" w:hAnsi="思源黑体 CN Normal"/>
-          <w:sz w:val="16"/>
-          <w:szCs w:val="16"/>
-        </w:rPr>
-        <w:t>.mlpa_var+var_brca.refer.mlpa_gene+var_brca.refer.mlpa_evi)|unique %}</w:t>
+        <w:t>{%p for a in (var_brca.refer.snv_var+var_brca.refer.snv_gene+var_brca.refer.snv_evi + var_brca.refer.mlpa_var+var_brca.refer.mlpa_gene+var_brca.refer.mlpa_evi)|unique %}</w:t>
       </w:r>
     </w:p>
     <w:p>
@@ -14509,25 +12465,7 @@
           <w:sz w:val="16"/>
           <w:szCs w:val="16"/>
         </w:rPr>
-        <w:t xml:space="preserve">{%p </w:t>
-      </w:r>
-      <w:proofErr w:type="spellStart"/>
-      <w:r>
-        <w:rPr>
-          <w:rFonts w:ascii="思源黑体 CN Normal" w:eastAsia="思源黑体 CN Normal" w:hAnsi="思源黑体 CN Normal"/>
-          <w:sz w:val="16"/>
-          <w:szCs w:val="16"/>
-        </w:rPr>
-        <w:t>endfor</w:t>
-      </w:r>
-      <w:proofErr w:type="spellEnd"/>
-      <w:r>
-        <w:rPr>
-          <w:rFonts w:ascii="思源黑体 CN Normal" w:eastAsia="思源黑体 CN Normal" w:hAnsi="思源黑体 CN Normal"/>
-          <w:sz w:val="16"/>
-          <w:szCs w:val="16"/>
-        </w:rPr>
-        <w:t>%}</w:t>
+        <w:t>{%p endfor%}</w:t>
       </w:r>
     </w:p>
     <w:p>
@@ -14575,43 +12513,7 @@
           <w:sz w:val="16"/>
           <w:szCs w:val="16"/>
         </w:rPr>
-        <w:t xml:space="preserve">{%p for a </w:t>
-      </w:r>
-      <w:proofErr w:type="spellStart"/>
-      <w:r>
-        <w:rPr>
-          <w:rFonts w:ascii="思源黑体 CN Normal" w:eastAsia="思源黑体 CN Normal" w:hAnsi="思源黑体 CN Normal"/>
-          <w:sz w:val="16"/>
-          <w:szCs w:val="16"/>
-        </w:rPr>
-        <w:t>in</w:t>
-      </w:r>
-      <w:proofErr w:type="spellEnd"/>
-      <w:r>
-        <w:rPr>
-          <w:rFonts w:ascii="思源黑体 CN Normal" w:eastAsia="思源黑体 CN Normal" w:hAnsi="思源黑体 CN Normal"/>
-          <w:sz w:val="16"/>
-          <w:szCs w:val="16"/>
-        </w:rPr>
-        <w:t xml:space="preserve"> (var_brca.refer.snv_var+var_brca.refer.snv_gene+var_brca.refer.snv_evi + var_</w:t>
-      </w:r>
-      <w:proofErr w:type="gramStart"/>
-      <w:r>
-        <w:rPr>
-          <w:rFonts w:ascii="思源黑体 CN Normal" w:eastAsia="思源黑体 CN Normal" w:hAnsi="思源黑体 CN Normal"/>
-          <w:sz w:val="16"/>
-          <w:szCs w:val="16"/>
-        </w:rPr>
-        <w:t>brca.refer</w:t>
-      </w:r>
-      <w:proofErr w:type="gramEnd"/>
-      <w:r>
-        <w:rPr>
-          <w:rFonts w:ascii="思源黑体 CN Normal" w:eastAsia="思源黑体 CN Normal" w:hAnsi="思源黑体 CN Normal"/>
-          <w:sz w:val="16"/>
-          <w:szCs w:val="16"/>
-        </w:rPr>
-        <w:t>.gcnv_var+var_brca.refer.gcnv_gene+var_brca.refer.gcnv_evi)|unique %}</w:t>
+        <w:t>{%p for a in (var_brca.refer.snv_var+var_brca.refer.snv_gene+var_brca.refer.snv_evi + var_brca.refer.gcnv_var+var_brca.refer.gcnv_gene+var_brca.refer.gcnv_evi)|unique %}</w:t>
       </w:r>
     </w:p>
     <w:p>
@@ -14657,25 +12559,7 @@
           <w:sz w:val="16"/>
           <w:szCs w:val="16"/>
         </w:rPr>
-        <w:t xml:space="preserve">{%p </w:t>
-      </w:r>
-      <w:proofErr w:type="spellStart"/>
-      <w:r>
-        <w:rPr>
-          <w:rFonts w:ascii="思源黑体 CN Normal" w:eastAsia="思源黑体 CN Normal" w:hAnsi="思源黑体 CN Normal"/>
-          <w:sz w:val="16"/>
-          <w:szCs w:val="16"/>
-        </w:rPr>
-        <w:t>endfor</w:t>
-      </w:r>
-      <w:proofErr w:type="spellEnd"/>
-      <w:r>
-        <w:rPr>
-          <w:rFonts w:ascii="思源黑体 CN Normal" w:eastAsia="思源黑体 CN Normal" w:hAnsi="思源黑体 CN Normal"/>
-          <w:sz w:val="16"/>
-          <w:szCs w:val="16"/>
-        </w:rPr>
-        <w:t>%}</w:t>
+        <w:t>{%p endfor%}</w:t>
       </w:r>
     </w:p>
     <w:p>
@@ -15015,25 +12899,7 @@
         <w:sz w:val="16"/>
         <w:szCs w:val="16"/>
       </w:rPr>
-      <w:t>{{</w:t>
-    </w:r>
-    <w:proofErr w:type="spellStart"/>
-    <w:r>
-      <w:rPr>
-        <w:rFonts w:ascii="思源黑体 CN Normal" w:eastAsia="思源黑体 CN Normal" w:hAnsi="思源黑体 CN Normal"/>
-        <w:sz w:val="16"/>
-        <w:szCs w:val="16"/>
-      </w:rPr>
-      <w:t>sample.sample_parent_id</w:t>
-    </w:r>
-    <w:proofErr w:type="spellEnd"/>
-    <w:r>
-      <w:rPr>
-        <w:rFonts w:ascii="思源黑体 CN Normal" w:eastAsia="思源黑体 CN Normal" w:hAnsi="思源黑体 CN Normal"/>
-        <w:sz w:val="16"/>
-        <w:szCs w:val="16"/>
-      </w:rPr>
-      <w:t>}}</w:t>
+      <w:t>{{sample.sample_parent_id}}</w:t>
     </w:r>
     <w:r>
       <w:rPr>
@@ -15057,25 +12923,7 @@
         <w:sz w:val="16"/>
         <w:szCs w:val="16"/>
       </w:rPr>
-      <w:t>{{</w:t>
-    </w:r>
-    <w:proofErr w:type="spellStart"/>
-    <w:r>
-      <w:rPr>
-        <w:rFonts w:ascii="思源黑体 CN Normal" w:eastAsia="思源黑体 CN Normal" w:hAnsi="思源黑体 CN Normal"/>
-        <w:sz w:val="16"/>
-        <w:szCs w:val="16"/>
-      </w:rPr>
-      <w:t>sample.patient_name</w:t>
-    </w:r>
-    <w:proofErr w:type="spellEnd"/>
-    <w:r>
-      <w:rPr>
-        <w:rFonts w:ascii="思源黑体 CN Normal" w:eastAsia="思源黑体 CN Normal" w:hAnsi="思源黑体 CN Normal"/>
-        <w:sz w:val="16"/>
-        <w:szCs w:val="16"/>
-      </w:rPr>
-      <w:t>}}</w:t>
+      <w:t>{{sample.patient_name}}</w:t>
     </w:r>
     <w:r>
       <w:rPr>
@@ -15099,25 +12947,7 @@
         <w:sz w:val="16"/>
         <w:szCs w:val="16"/>
       </w:rPr>
-      <w:t>{{</w:t>
-    </w:r>
-    <w:proofErr w:type="spellStart"/>
-    <w:r>
-      <w:rPr>
-        <w:rFonts w:ascii="思源黑体 CN Normal" w:eastAsia="思源黑体 CN Normal" w:hAnsi="思源黑体 CN Normal"/>
-        <w:sz w:val="16"/>
-        <w:szCs w:val="16"/>
-      </w:rPr>
-      <w:t>sample.gather_data</w:t>
-    </w:r>
-    <w:proofErr w:type="spellEnd"/>
-    <w:r>
-      <w:rPr>
-        <w:rFonts w:ascii="思源黑体 CN Normal" w:eastAsia="思源黑体 CN Normal" w:hAnsi="思源黑体 CN Normal"/>
-        <w:sz w:val="16"/>
-        <w:szCs w:val="16"/>
-      </w:rPr>
-      <w:t>}}</w:t>
+      <w:t>{{sample.gather_data}}</w:t>
     </w:r>
     <w:r>
       <w:rPr>
@@ -15133,35 +12963,7 @@
         <w:sz w:val="16"/>
         <w:szCs w:val="16"/>
       </w:rPr>
-      <w:t>{{</w:t>
-    </w:r>
-    <w:proofErr w:type="spellStart"/>
-    <w:proofErr w:type="gramStart"/>
-    <w:r>
-      <w:rPr>
-        <w:rFonts w:ascii="思源黑体 CN Normal" w:eastAsia="思源黑体 CN Normal" w:hAnsi="思源黑体 CN Normal"/>
-        <w:sz w:val="16"/>
-        <w:szCs w:val="16"/>
-      </w:rPr>
-      <w:t>sample.report</w:t>
-    </w:r>
-    <w:proofErr w:type="gramEnd"/>
-    <w:r>
-      <w:rPr>
-        <w:rFonts w:ascii="思源黑体 CN Normal" w:eastAsia="思源黑体 CN Normal" w:hAnsi="思源黑体 CN Normal"/>
-        <w:sz w:val="16"/>
-        <w:szCs w:val="16"/>
-      </w:rPr>
-      <w:t>_date</w:t>
-    </w:r>
-    <w:proofErr w:type="spellEnd"/>
-    <w:r>
-      <w:rPr>
-        <w:rFonts w:ascii="思源黑体 CN Normal" w:eastAsia="思源黑体 CN Normal" w:hAnsi="思源黑体 CN Normal"/>
-        <w:sz w:val="16"/>
-        <w:szCs w:val="16"/>
-      </w:rPr>
-      <w:t>}}</w:t>
+      <w:t>{{sample.report_date}}</w:t>
     </w:r>
     <w:r>
       <w:rPr>
